--- a/docs/Veebase-RCM-Intelligence-Platform.docx
+++ b/docs/Veebase-RCM-Intelligence-Platform.docx
@@ -83,7 +83,7 @@
           <w:sz w:val="21"/>
           <w:szCs w:val="21"/>
         </w:rPr>
-        <w:t xml:space="preserve">Solution Overview · Use Cases · Operating Guide · Business Benefits</w:t>
+        <w:t xml:space="preserve">Solution Overview · Use Cases · Operating Guide · Security · Benefits</w:t>
       </w:r>
     </w:p>
     <w:p>
@@ -113,7 +113,7 @@
           <w:sz w:val="22"/>
           <w:szCs w:val="22"/>
         </w:rPr>
-        <w:t xml:space="preserve">payment — under human-in-the-loop governance.</w:t>
+        <w:t xml:space="preserve">payment — under human-in-the-loop governance, with pluggable AI and RBAC.</w:t>
       </w:r>
     </w:p>
     <w:p>
@@ -246,7 +246,7 @@
         <w:rPr>
           <w:rFonts w:ascii="Calibri" w:cs="Calibri" w:eastAsia="Calibri" w:hAnsi="Calibri"/>
         </w:rPr>
-        <w:t xml:space="preserve">Crucially, Veebase is not a closed dashboard. It is engineered to integrate with any system — inbound and outbound. Hospital information systems can submit claims as native JSON or as HL7 FHIR R4 resources; the platform exposes a documented REST API secured with API keys; and it pushes real-time, cryptographically signed webhook events to any downstream system as claims progress.</w:t>
+        <w:t xml:space="preserve">Veebase is not a closed dashboard. It integrates with any system — inbound and outbound — via REST and HL7 FHIR R4, pushes signed webhook events to downstream systems, and runs on a pluggable AI foundation that can be pointed at cloud or fully local language models. Enterprise controls — role-based access, encryption of sensitive data, and a complete audit trail — make it deployable in regulated environments.</w:t>
       </w:r>
     </w:p>
     <w:tbl>
@@ -363,13 +363,13 @@
                 <w:b/>
                 <w:bCs/>
               </w:rPr>
-              <w:t xml:space="preserve">Integrate in &amp; out</w:t>
-            </w:r>
-            <w:r>
-              <w:rPr>
-                <w:rFonts w:ascii="Calibri" w:cs="Calibri" w:eastAsia="Calibri" w:hAnsi="Calibri"/>
-              </w:rPr>
-              <w:t xml:space="preserve"> — REST + FHIR R4 inbound, signed webhooks outbound, OpenAPI documented.</w:t>
+              <w:t xml:space="preserve">Pluggable AI</w:t>
+            </w:r>
+            <w:r>
+              <w:rPr>
+                <w:rFonts w:ascii="Calibri" w:cs="Calibri" w:eastAsia="Calibri" w:hAnsi="Calibri"/>
+              </w:rPr>
+              <w:t xml:space="preserve"> — switch between cloud providers or run models fully on-premise (local).</w:t>
             </w:r>
           </w:p>
           <w:p>
@@ -382,32 +382,65 @@
                 <w:b/>
                 <w:bCs/>
               </w:rPr>
-              <w:t xml:space="preserve">Bilingual (EN/AR) with RTL</w:t>
-            </w:r>
-            <w:r>
-              <w:rPr>
-                <w:rFonts w:ascii="Calibri" w:cs="Calibri" w:eastAsia="Calibri" w:hAnsi="Calibri"/>
-              </w:rPr>
-              <w:t xml:space="preserve">, EGP-native, NHIA-aware.</w:t>
-            </w:r>
-          </w:p>
-          <w:p>
-            <w:pPr>
-              <w:spacing w:after="40" w:line="264"/>
-            </w:pPr>
+              <w:t xml:space="preserve">Role-based access control</w:t>
+            </w:r>
+            <w:r>
+              <w:rPr>
+                <w:rFonts w:ascii="Calibri" w:cs="Calibri" w:eastAsia="Calibri" w:hAnsi="Calibri"/>
+              </w:rPr>
+              <w:t xml:space="preserve">, </w:t>
+            </w:r>
             <w:r>
               <w:rPr>
                 <w:rFonts w:ascii="Calibri" w:cs="Calibri" w:eastAsia="Calibri" w:hAnsi="Calibri"/>
                 <w:b/>
                 <w:bCs/>
               </w:rPr>
-              <w:t xml:space="preserve">Full compliance audit trail</w:t>
-            </w:r>
-            <w:r>
-              <w:rPr>
-                <w:rFonts w:ascii="Calibri" w:cs="Calibri" w:eastAsia="Calibri" w:hAnsi="Calibri"/>
-              </w:rPr>
-              <w:t xml:space="preserve"> of every decision and override.</w:t>
+              <w:t xml:space="preserve">encryption at rest</w:t>
+            </w:r>
+            <w:r>
+              <w:rPr>
+                <w:rFonts w:ascii="Calibri" w:cs="Calibri" w:eastAsia="Calibri" w:hAnsi="Calibri"/>
+              </w:rPr>
+              <w:t xml:space="preserve">, and a complete compliance audit trail.</w:t>
+            </w:r>
+          </w:p>
+          <w:p>
+            <w:pPr>
+              <w:spacing w:after="40" w:line="264"/>
+            </w:pPr>
+            <w:r>
+              <w:rPr>
+                <w:rFonts w:ascii="Calibri" w:cs="Calibri" w:eastAsia="Calibri" w:hAnsi="Calibri"/>
+                <w:b/>
+                <w:bCs/>
+              </w:rPr>
+              <w:t xml:space="preserve">Integrate in &amp; out</w:t>
+            </w:r>
+            <w:r>
+              <w:rPr>
+                <w:rFonts w:ascii="Calibri" w:cs="Calibri" w:eastAsia="Calibri" w:hAnsi="Calibri"/>
+              </w:rPr>
+              <w:t xml:space="preserve"> — REST + FHIR R4 inbound, signed webhooks outbound, OpenAPI documented.</w:t>
+            </w:r>
+          </w:p>
+          <w:p>
+            <w:pPr>
+              <w:spacing w:after="40" w:line="264"/>
+            </w:pPr>
+            <w:r>
+              <w:rPr>
+                <w:rFonts w:ascii="Calibri" w:cs="Calibri" w:eastAsia="Calibri" w:hAnsi="Calibri"/>
+                <w:b/>
+                <w:bCs/>
+              </w:rPr>
+              <w:t xml:space="preserve">Bilingual (EN/AR) with RTL</w:t>
+            </w:r>
+            <w:r>
+              <w:rPr>
+                <w:rFonts w:ascii="Calibri" w:cs="Calibri" w:eastAsia="Calibri" w:hAnsi="Calibri"/>
+              </w:rPr>
+              <w:t xml:space="preserve">, EGP-native, NHIA-aware.</w:t>
             </w:r>
           </w:p>
         </w:tc>
@@ -548,13 +581,13 @@
           <w:b/>
           <w:bCs/>
         </w:rPr>
-        <w:t xml:space="preserve">Heterogeneous source documents:</w:t>
-      </w:r>
-      <w:r>
-        <w:rPr>
-          <w:rFonts w:ascii="Calibri" w:cs="Calibri" w:eastAsia="Calibri" w:hAnsi="Calibri"/>
-        </w:rPr>
-        <w:t xml:space="preserve"> claims arrive as scanned PDFs from many hospital systems with inconsistent formats.</w:t>
+        <w:t xml:space="preserve">Data sovereignty:</w:t>
+      </w:r>
+      <w:r>
+        <w:rPr>
+          <w:rFonts w:ascii="Calibri" w:cs="Calibri" w:eastAsia="Calibri" w:hAnsi="Calibri"/>
+        </w:rPr>
+        <w:t xml:space="preserve"> sensitive patient data and a preference for on-premise / local AI make cloud-only tools a poor fit — Veebase supports fully local model inference.</w:t>
       </w:r>
     </w:p>
     <w:p>
@@ -591,18 +624,6 @@
           <w:rFonts w:ascii="Calibri" w:cs="Calibri" w:eastAsia="Calibri" w:hAnsi="Calibri"/>
         </w:rPr>
         <w:t xml:space="preserve">3.1 The Twelve Agents</w:t>
-      </w:r>
-    </w:p>
-    <w:p>
-      <w:pPr>
-        <w:spacing w:after="140" w:line="276"/>
-        <w:jc w:val="both"/>
-      </w:pPr>
-      <w:r>
-        <w:rPr>
-          <w:rFonts w:ascii="Calibri" w:cs="Calibri" w:eastAsia="Calibri" w:hAnsi="Calibri"/>
-        </w:rPr>
-        <w:t xml:space="preserve">The agents are organised into four categories: a nine-step linear pipeline that every claim flows through, plus three cross-cutting agents that provide oversight, knowledge and analytics.</w:t>
       </w:r>
     </w:p>
     <w:tbl>
@@ -2068,18 +2089,6 @@
         <w:t xml:space="preserve">3.2 The Claim Lifecycle</w:t>
       </w:r>
     </w:p>
-    <w:p>
-      <w:pPr>
-        <w:spacing w:after="140" w:line="276"/>
-        <w:jc w:val="both"/>
-      </w:pPr>
-      <w:r>
-        <w:rPr>
-          <w:rFonts w:ascii="Calibri" w:cs="Calibri" w:eastAsia="Calibri" w:hAnsi="Calibri"/>
-        </w:rPr>
-        <w:t xml:space="preserve">Every claim advances through a well-defined state machine. The engine knows the next stage for each status and the agent responsible for it:</w:t>
-      </w:r>
-    </w:p>
     <w:tbl>
       <w:tblPr>
         <w:tblW w:type="dxa" w:w="9360"/>
@@ -2161,55 +2170,7 @@
         <w:rPr>
           <w:rFonts w:ascii="Calibri" w:cs="Calibri" w:eastAsia="Calibri" w:hAnsi="Calibri"/>
         </w:rPr>
-        <w:t xml:space="preserve">At each stage the engine recomputes two scores that drive prioritisation and risk management:</w:t>
-      </w:r>
-    </w:p>
-    <w:p>
-      <w:pPr>
-        <w:pStyle w:val="ListParagraph"/>
-        <w:numPr>
-          <w:ilvl w:val="0"/>
-          <w:numId w:val="2"/>
-        </w:numPr>
-        <w:spacing w:after="80" w:line="270"/>
-      </w:pPr>
-      <w:r>
-        <w:rPr>
-          <w:rFonts w:ascii="Calibri" w:cs="Calibri" w:eastAsia="Calibri" w:hAnsi="Calibri"/>
-          <w:b/>
-          <w:bCs/>
-        </w:rPr>
-        <w:t xml:space="preserve">Readiness Score (0–100):</w:t>
-      </w:r>
-      <w:r>
-        <w:rPr>
-          <w:rFonts w:ascii="Calibri" w:cs="Calibri" w:eastAsia="Calibri" w:hAnsi="Calibri"/>
-        </w:rPr>
-        <w:t xml:space="preserve"> how clean and submission-ready the claim is, factoring prior-auth status, charge integrity, coding confidence and filing-deadline pressure.</w:t>
-      </w:r>
-    </w:p>
-    <w:p>
-      <w:pPr>
-        <w:pStyle w:val="ListParagraph"/>
-        <w:numPr>
-          <w:ilvl w:val="0"/>
-          <w:numId w:val="2"/>
-        </w:numPr>
-        <w:spacing w:after="80" w:line="270"/>
-      </w:pPr>
-      <w:r>
-        <w:rPr>
-          <w:rFonts w:ascii="Calibri" w:cs="Calibri" w:eastAsia="Calibri" w:hAnsi="Calibri"/>
-          <w:b/>
-          <w:bCs/>
-        </w:rPr>
-        <w:t xml:space="preserve">Denial Risk Score (0–100):</w:t>
-      </w:r>
-      <w:r>
-        <w:rPr>
-          <w:rFonts w:ascii="Calibri" w:cs="Calibri" w:eastAsia="Calibri" w:hAnsi="Calibri"/>
-        </w:rPr>
-        <w:t xml:space="preserve"> the likelihood of denial, factoring payer baseline, missing authorisation, high value, fraud flags and coding review status.</w:t>
+        <w:t xml:space="preserve">At each stage the engine recomputes a Readiness Score (0–100, how submission-ready the claim is) and a Denial Risk Score (0–100, likelihood of denial), which drive prioritisation and risk management.</w:t>
       </w:r>
     </w:p>
     <w:p>
@@ -2233,7 +2194,7 @@
         <w:rPr>
           <w:rFonts w:ascii="Calibri" w:cs="Calibri" w:eastAsia="Calibri" w:hAnsi="Calibri"/>
         </w:rPr>
-        <w:t xml:space="preserve">Autonomy without guardrails is unacceptable in healthcare finance. Veebase enforces a Phase-1 “assistive” governance model in which every agent decision carries one of three gates:</w:t>
+        <w:t xml:space="preserve">Autonomy without guardrails is unacceptable in healthcare finance. Every agent decision carries one of three gates:</w:t>
       </w:r>
     </w:p>
     <w:tbl>
@@ -2666,7 +2627,7 @@
         <w:rPr>
           <w:rFonts w:ascii="Calibri" w:cs="Calibri" w:eastAsia="Calibri" w:hAnsi="Calibri"/>
         </w:rPr>
-        <w:t xml:space="preserve">When a claim is auto-processed, the engine advances it stage by stage but stops at the first gate that requires a human — so the platform accelerates the routine 80% while preserving human judgement for the consequential 20%.</w:t>
+        <w:t xml:space="preserve">Auto-processing stops at the first gate that requires a human — accelerating the routine 80% while preserving human judgement for the consequential 20%.</w:t>
       </w:r>
     </w:p>
     <w:p>
@@ -2711,8 +2672,8 @@
         </w:tblBorders>
       </w:tblPr>
       <w:tblGrid>
-        <w:gridCol w:w="1700"/>
-        <w:gridCol w:w="3600"/>
+        <w:gridCol w:w="1500"/>
+        <w:gridCol w:w="3700"/>
         <w:gridCol w:w="4060"/>
       </w:tblGrid>
       <w:tr>
@@ -2721,7 +2682,7 @@
         </w:trPr>
         <w:tc>
           <w:tcPr>
-            <w:tcW w:type="dxa" w:w="1700"/>
+            <w:tcW w:type="dxa" w:w="1500"/>
             <w:tcBorders>
               <w:top w:val="single" w:color="CBD5E1" w:sz="4"/>
               <w:left w:val="single" w:color="CBD5E1" w:sz="4"/>
@@ -2757,7 +2718,7 @@
         </w:tc>
         <w:tc>
           <w:tcPr>
-            <w:tcW w:type="dxa" w:w="3600"/>
+            <w:tcW w:type="dxa" w:w="3700"/>
             <w:tcBorders>
               <w:top w:val="single" w:color="CBD5E1" w:sz="4"/>
               <w:left w:val="single" w:color="CBD5E1" w:sz="4"/>
@@ -2831,7 +2792,7 @@
       <w:tr>
         <w:tc>
           <w:tcPr>
-            <w:tcW w:type="dxa" w:w="1700"/>
+            <w:tcW w:type="dxa" w:w="1500"/>
             <w:tcBorders>
               <w:top w:val="single" w:color="CBD5E1" w:sz="4"/>
               <w:left w:val="single" w:color="CBD5E1" w:sz="4"/>
@@ -2867,7 +2828,7 @@
         </w:tc>
         <w:tc>
           <w:tcPr>
-            <w:tcW w:type="dxa" w:w="3600"/>
+            <w:tcW w:type="dxa" w:w="3700"/>
             <w:tcBorders>
               <w:top w:val="single" w:color="CBD5E1" w:sz="4"/>
               <w:left w:val="single" w:color="CBD5E1" w:sz="4"/>
@@ -2941,7 +2902,7 @@
       <w:tr>
         <w:tc>
           <w:tcPr>
-            <w:tcW w:type="dxa" w:w="1700"/>
+            <w:tcW w:type="dxa" w:w="1500"/>
             <w:tcBorders>
               <w:top w:val="single" w:color="CBD5E1" w:sz="4"/>
               <w:left w:val="single" w:color="CBD5E1" w:sz="4"/>
@@ -2977,7 +2938,7 @@
         </w:tc>
         <w:tc>
           <w:tcPr>
-            <w:tcW w:type="dxa" w:w="3600"/>
+            <w:tcW w:type="dxa" w:w="3700"/>
             <w:tcBorders>
               <w:top w:val="single" w:color="CBD5E1" w:sz="4"/>
               <w:left w:val="single" w:color="CBD5E1" w:sz="4"/>
@@ -3007,7 +2968,7 @@
                 <w:sz w:val="19"/>
                 <w:szCs w:val="19"/>
               </w:rPr>
-              <w:t xml:space="preserve">Next.js Route Handlers</w:t>
+              <w:t xml:space="preserve">Next.js Route Handlers + Edge middleware</w:t>
             </w:r>
           </w:p>
         </w:tc>
@@ -3051,7 +3012,7 @@
       <w:tr>
         <w:tc>
           <w:tcPr>
-            <w:tcW w:type="dxa" w:w="1700"/>
+            <w:tcW w:type="dxa" w:w="1500"/>
             <w:tcBorders>
               <w:top w:val="single" w:color="CBD5E1" w:sz="4"/>
               <w:left w:val="single" w:color="CBD5E1" w:sz="4"/>
@@ -3087,7 +3048,7 @@
         </w:tc>
         <w:tc>
           <w:tcPr>
-            <w:tcW w:type="dxa" w:w="3600"/>
+            <w:tcW w:type="dxa" w:w="3700"/>
             <w:tcBorders>
               <w:top w:val="single" w:color="CBD5E1" w:sz="4"/>
               <w:left w:val="single" w:color="CBD5E1" w:sz="4"/>
@@ -3161,7 +3122,7 @@
       <w:tr>
         <w:tc>
           <w:tcPr>
-            <w:tcW w:type="dxa" w:w="1700"/>
+            <w:tcW w:type="dxa" w:w="1500"/>
             <w:tcBorders>
               <w:top w:val="single" w:color="CBD5E1" w:sz="4"/>
               <w:left w:val="single" w:color="CBD5E1" w:sz="4"/>
@@ -3197,7 +3158,7 @@
         </w:tc>
         <w:tc>
           <w:tcPr>
-            <w:tcW w:type="dxa" w:w="3600"/>
+            <w:tcW w:type="dxa" w:w="3700"/>
             <w:tcBorders>
               <w:top w:val="single" w:color="CBD5E1" w:sz="4"/>
               <w:left w:val="single" w:color="CBD5E1" w:sz="4"/>
@@ -3271,7 +3232,7 @@
       <w:tr>
         <w:tc>
           <w:tcPr>
-            <w:tcW w:type="dxa" w:w="1700"/>
+            <w:tcW w:type="dxa" w:w="1500"/>
             <w:tcBorders>
               <w:top w:val="single" w:color="CBD5E1" w:sz="4"/>
               <w:left w:val="single" w:color="CBD5E1" w:sz="4"/>
@@ -3301,43 +3262,153 @@
                 <w:sz w:val="19"/>
                 <w:szCs w:val="19"/>
               </w:rPr>
+              <w:t xml:space="preserve">AI Layer</w:t>
+            </w:r>
+          </w:p>
+        </w:tc>
+        <w:tc>
+          <w:tcPr>
+            <w:tcW w:type="dxa" w:w="3700"/>
+            <w:tcBorders>
+              <w:top w:val="single" w:color="CBD5E1" w:sz="4"/>
+              <w:left w:val="single" w:color="CBD5E1" w:sz="4"/>
+              <w:bottom w:val="single" w:color="CBD5E1" w:sz="4"/>
+              <w:right w:val="single" w:color="CBD5E1" w:sz="4"/>
+            </w:tcBorders>
+            <w:shd w:fill="FFFFFF" w:val="clear"/>
+            <w:tcMar>
+              <w:top w:type="dxa" w:w="60"/>
+              <w:left w:type="dxa" w:w="120"/>
+              <w:bottom w:type="dxa" w:w="60"/>
+              <w:right w:type="dxa" w:w="120"/>
+            </w:tcMar>
+            <w:vAlign w:val="center"/>
+          </w:tcPr>
+          <w:p>
+            <w:pPr>
+              <w:spacing w:after="0" w:line="264"/>
+              <w:jc w:val="left"/>
+            </w:pPr>
+            <w:r>
+              <w:rPr>
+                <w:rFonts w:ascii="Calibri" w:cs="Calibri" w:eastAsia="Calibri" w:hAnsi="Calibri"/>
+                <w:b w:val="false"/>
+                <w:bCs w:val="false"/>
+                <w:color w:val="1F2937"/>
+                <w:sz w:val="19"/>
+                <w:szCs w:val="19"/>
+              </w:rPr>
+              <w:t xml:space="preserve">Pluggable provider router</w:t>
+            </w:r>
+          </w:p>
+        </w:tc>
+        <w:tc>
+          <w:tcPr>
+            <w:tcW w:type="dxa" w:w="4060"/>
+            <w:tcBorders>
+              <w:top w:val="single" w:color="CBD5E1" w:sz="4"/>
+              <w:left w:val="single" w:color="CBD5E1" w:sz="4"/>
+              <w:bottom w:val="single" w:color="CBD5E1" w:sz="4"/>
+              <w:right w:val="single" w:color="CBD5E1" w:sz="4"/>
+            </w:tcBorders>
+            <w:shd w:fill="FFFFFF" w:val="clear"/>
+            <w:tcMar>
+              <w:top w:type="dxa" w:w="60"/>
+              <w:left w:type="dxa" w:w="120"/>
+              <w:bottom w:type="dxa" w:w="60"/>
+              <w:right w:type="dxa" w:w="120"/>
+            </w:tcMar>
+            <w:vAlign w:val="center"/>
+          </w:tcPr>
+          <w:p>
+            <w:pPr>
+              <w:spacing w:after="0" w:line="264"/>
+              <w:jc w:val="left"/>
+            </w:pPr>
+            <w:r>
+              <w:rPr>
+                <w:rFonts w:ascii="Calibri" w:cs="Calibri" w:eastAsia="Calibri" w:hAnsi="Calibri"/>
+                <w:b w:val="false"/>
+                <w:bCs w:val="false"/>
+                <w:color w:val="1F2937"/>
+                <w:sz w:val="19"/>
+                <w:szCs w:val="19"/>
+              </w:rPr>
+              <w:t xml:space="preserve">LLM chat + VLM extraction over cloud or local models, with failover.</w:t>
+            </w:r>
+          </w:p>
+        </w:tc>
+      </w:tr>
+      <w:tr>
+        <w:tc>
+          <w:tcPr>
+            <w:tcW w:type="dxa" w:w="1500"/>
+            <w:tcBorders>
+              <w:top w:val="single" w:color="CBD5E1" w:sz="4"/>
+              <w:left w:val="single" w:color="CBD5E1" w:sz="4"/>
+              <w:bottom w:val="single" w:color="CBD5E1" w:sz="4"/>
+              <w:right w:val="single" w:color="CBD5E1" w:sz="4"/>
+            </w:tcBorders>
+            <w:shd w:fill="F4F8FC" w:val="clear"/>
+            <w:tcMar>
+              <w:top w:type="dxa" w:w="60"/>
+              <w:left w:type="dxa" w:w="120"/>
+              <w:bottom w:type="dxa" w:w="60"/>
+              <w:right w:type="dxa" w:w="120"/>
+            </w:tcMar>
+            <w:vAlign w:val="center"/>
+          </w:tcPr>
+          <w:p>
+            <w:pPr>
+              <w:spacing w:after="0" w:line="264"/>
+              <w:jc w:val="left"/>
+            </w:pPr>
+            <w:r>
+              <w:rPr>
+                <w:rFonts w:ascii="Calibri" w:cs="Calibri" w:eastAsia="Calibri" w:hAnsi="Calibri"/>
+                <w:b w:val="false"/>
+                <w:bCs w:val="false"/>
+                <w:color w:val="1F2937"/>
+                <w:sz w:val="19"/>
+                <w:szCs w:val="19"/>
+              </w:rPr>
               <w:t xml:space="preserve">Persistence</w:t>
             </w:r>
           </w:p>
         </w:tc>
         <w:tc>
           <w:tcPr>
-            <w:tcW w:type="dxa" w:w="3600"/>
-            <w:tcBorders>
-              <w:top w:val="single" w:color="CBD5E1" w:sz="4"/>
-              <w:left w:val="single" w:color="CBD5E1" w:sz="4"/>
-              <w:bottom w:val="single" w:color="CBD5E1" w:sz="4"/>
-              <w:right w:val="single" w:color="CBD5E1" w:sz="4"/>
-            </w:tcBorders>
-            <w:shd w:fill="FFFFFF" w:val="clear"/>
-            <w:tcMar>
-              <w:top w:type="dxa" w:w="60"/>
-              <w:left w:type="dxa" w:w="120"/>
-              <w:bottom w:type="dxa" w:w="60"/>
-              <w:right w:type="dxa" w:w="120"/>
-            </w:tcMar>
-            <w:vAlign w:val="center"/>
-          </w:tcPr>
-          <w:p>
-            <w:pPr>
-              <w:spacing w:after="0" w:line="264"/>
-              <w:jc w:val="left"/>
-            </w:pPr>
-            <w:r>
-              <w:rPr>
-                <w:rFonts w:ascii="Calibri" w:cs="Calibri" w:eastAsia="Calibri" w:hAnsi="Calibri"/>
-                <w:b w:val="false"/>
-                <w:bCs w:val="false"/>
-                <w:color w:val="1F2937"/>
-                <w:sz w:val="19"/>
-                <w:szCs w:val="19"/>
-              </w:rPr>
-              <w:t xml:space="preserve">Prisma ORM + SQLite (Postgres-ready)</w:t>
+            <w:tcW w:type="dxa" w:w="3700"/>
+            <w:tcBorders>
+              <w:top w:val="single" w:color="CBD5E1" w:sz="4"/>
+              <w:left w:val="single" w:color="CBD5E1" w:sz="4"/>
+              <w:bottom w:val="single" w:color="CBD5E1" w:sz="4"/>
+              <w:right w:val="single" w:color="CBD5E1" w:sz="4"/>
+            </w:tcBorders>
+            <w:shd w:fill="F4F8FC" w:val="clear"/>
+            <w:tcMar>
+              <w:top w:type="dxa" w:w="60"/>
+              <w:left w:type="dxa" w:w="120"/>
+              <w:bottom w:type="dxa" w:w="60"/>
+              <w:right w:type="dxa" w:w="120"/>
+            </w:tcMar>
+            <w:vAlign w:val="center"/>
+          </w:tcPr>
+          <w:p>
+            <w:pPr>
+              <w:spacing w:after="0" w:line="264"/>
+              <w:jc w:val="left"/>
+            </w:pPr>
+            <w:r>
+              <w:rPr>
+                <w:rFonts w:ascii="Calibri" w:cs="Calibri" w:eastAsia="Calibri" w:hAnsi="Calibri"/>
+                <w:b w:val="false"/>
+                <w:bCs w:val="false"/>
+                <w:color w:val="1F2937"/>
+                <w:sz w:val="19"/>
+                <w:szCs w:val="19"/>
+              </w:rPr>
+              <w:t xml:space="preserve">Prisma ORM (SQLite default, Postgres-ready)</w:t>
             </w:r>
           </w:p>
         </w:tc>
@@ -3350,30 +3421,30 @@
               <w:bottom w:val="single" w:color="CBD5E1" w:sz="4"/>
               <w:right w:val="single" w:color="CBD5E1" w:sz="4"/>
             </w:tcBorders>
-            <w:shd w:fill="FFFFFF" w:val="clear"/>
-            <w:tcMar>
-              <w:top w:type="dxa" w:w="60"/>
-              <w:left w:type="dxa" w:w="120"/>
-              <w:bottom w:type="dxa" w:w="60"/>
-              <w:right w:type="dxa" w:w="120"/>
-            </w:tcMar>
-            <w:vAlign w:val="center"/>
-          </w:tcPr>
-          <w:p>
-            <w:pPr>
-              <w:spacing w:after="0" w:line="264"/>
-              <w:jc w:val="left"/>
-            </w:pPr>
-            <w:r>
-              <w:rPr>
-                <w:rFonts w:ascii="Calibri" w:cs="Calibri" w:eastAsia="Calibri" w:hAnsi="Calibri"/>
-                <w:b w:val="false"/>
-                <w:bCs w:val="false"/>
-                <w:color w:val="1F2937"/>
-                <w:sz w:val="19"/>
-                <w:szCs w:val="19"/>
-              </w:rPr>
-              <w:t xml:space="preserve">Claims, agents, escalations, KPIs, audit log, events, keys, webhooks.</w:t>
+            <w:shd w:fill="F4F8FC" w:val="clear"/>
+            <w:tcMar>
+              <w:top w:type="dxa" w:w="60"/>
+              <w:left w:type="dxa" w:w="120"/>
+              <w:bottom w:type="dxa" w:w="60"/>
+              <w:right w:type="dxa" w:w="120"/>
+            </w:tcMar>
+            <w:vAlign w:val="center"/>
+          </w:tcPr>
+          <w:p>
+            <w:pPr>
+              <w:spacing w:after="0" w:line="264"/>
+              <w:jc w:val="left"/>
+            </w:pPr>
+            <w:r>
+              <w:rPr>
+                <w:rFonts w:ascii="Calibri" w:cs="Calibri" w:eastAsia="Calibri" w:hAnsi="Calibri"/>
+                <w:b w:val="false"/>
+                <w:bCs w:val="false"/>
+                <w:color w:val="1F2937"/>
+                <w:sz w:val="19"/>
+                <w:szCs w:val="19"/>
+              </w:rPr>
+              <w:t xml:space="preserve">Claims, agents, escalations, KPIs, audit, events, users, keys, webhooks.</w:t>
             </w:r>
           </w:p>
         </w:tc>
@@ -3388,7 +3459,7 @@
         <w:rPr>
           <w:rFonts w:ascii="Calibri" w:cs="Calibri" w:eastAsia="Calibri" w:hAnsi="Calibri"/>
         </w:rPr>
-        <w:t xml:space="preserve">The engine is a pure function library: given a claim, it returns the proposed changes without side effects. This makes its behaviour deterministic, testable and fully auditable — an essential property for a compliance-sensitive domain. The service layer applies those changes, writes an immutable audit entry, records the per-agent processing event, raises escalations and emits webhook events.</w:t>
+        <w:t xml:space="preserve">The engine is a pure function library: given a claim, it returns the proposed changes without side effects — deterministic, testable and fully auditable. The service layer applies those changes, writes an immutable audit entry, records the per-agent processing event, raises escalations and emits webhook events.</w:t>
       </w:r>
     </w:p>
     <w:p>
@@ -3401,18 +3472,6 @@
           <w:rFonts w:ascii="Calibri" w:cs="Calibri" w:eastAsia="Calibri" w:hAnsi="Calibri"/>
         </w:rPr>
         <w:t xml:space="preserve">5. Integration: In and Out of Any System</w:t>
-      </w:r>
-    </w:p>
-    <w:p>
-      <w:pPr>
-        <w:spacing w:after="140" w:line="276"/>
-        <w:jc w:val="both"/>
-      </w:pPr>
-      <w:r>
-        <w:rPr>
-          <w:rFonts w:ascii="Calibri" w:cs="Calibri" w:eastAsia="Calibri" w:hAnsi="Calibri"/>
-        </w:rPr>
-        <w:t xml:space="preserve">Veebase is designed to sit at the centre of a provider’s IT estate and exchange data with everything around it.</w:t>
       </w:r>
     </w:p>
     <w:p>
@@ -3448,7 +3507,7 @@
         <w:rPr>
           <w:rFonts w:ascii="Calibri" w:cs="Calibri" w:eastAsia="Calibri" w:hAnsi="Calibri"/>
         </w:rPr>
-        <w:t xml:space="preserve"> create single claims or batches via `POST /api/v1/claims`.</w:t>
+        <w:t xml:space="preserve"> create single claims or batches via `POST /api/v1/claims` (with idempotency-key support).</w:t>
       </w:r>
     </w:p>
     <w:p>
@@ -3472,7 +3531,7 @@
         <w:rPr>
           <w:rFonts w:ascii="Calibri" w:cs="Calibri" w:eastAsia="Calibri" w:hAnsi="Calibri"/>
         </w:rPr>
-        <w:t xml:space="preserve"> submit a standards-compliant `Claim` resource to `POST /api/v1/fhir/Claim`; read any claim back as FHIR.</w:t>
+        <w:t xml:space="preserve"> submit a standards-compliant `Claim` resource; read any claim back as FHIR.</w:t>
       </w:r>
     </w:p>
     <w:p>
@@ -3496,7 +3555,7 @@
         <w:rPr>
           <w:rFonts w:ascii="Calibri" w:cs="Calibri" w:eastAsia="Calibri" w:hAnsi="Calibri"/>
         </w:rPr>
-        <w:t xml:space="preserve"> call `POST /api/v1/eligibility` at registration to get coverage, prior-auth requirements and a denial-risk estimate before service.</w:t>
+        <w:t xml:space="preserve"> `POST /api/v1/eligibility` returns coverage, prior-auth requirements and a denial-risk estimate before service.</w:t>
       </w:r>
     </w:p>
     <w:p>
@@ -3532,7 +3591,7 @@
         <w:rPr>
           <w:rFonts w:ascii="Calibri" w:cs="Calibri" w:eastAsia="Calibri" w:hAnsi="Calibri"/>
         </w:rPr>
-        <w:t xml:space="preserve">5.2 Processing &amp; control</w:t>
+        <w:t xml:space="preserve">5.2 Outbound</w:t>
       </w:r>
     </w:p>
     <w:p>
@@ -3550,13 +3609,13 @@
           <w:b/>
           <w:bCs/>
         </w:rPr>
-        <w:t xml:space="preserve">Run the agents on demand:</w:t>
-      </w:r>
-      <w:r>
-        <w:rPr>
-          <w:rFonts w:ascii="Calibri" w:cs="Calibri" w:eastAsia="Calibri" w:hAnsi="Calibri"/>
-        </w:rPr>
-        <w:t xml:space="preserve"> `POST /api/v1/claims/{id}/process` advances a claim one stage (`step`) or autonomously up to the next human gate (`auto`).</w:t>
+        <w:t xml:space="preserve">Signed webhooks:</w:t>
+      </w:r>
+      <w:r>
+        <w:rPr>
+          <w:rFonts w:ascii="Calibri" w:cs="Calibri" w:eastAsia="Calibri" w:hAnsi="Calibri"/>
+        </w:rPr>
+        <w:t xml:space="preserve"> real-time events (claim.created, claim.status_changed, claim.denied, claim.paid, escalation.created, …) signed with HMAC-SHA256, delivered with automatic retries.</w:t>
       </w:r>
     </w:p>
     <w:p>
@@ -3574,13 +3633,13 @@
           <w:b/>
           <w:bCs/>
         </w:rPr>
-        <w:t xml:space="preserve">Update and query:</w:t>
-      </w:r>
-      <w:r>
-        <w:rPr>
-          <w:rFonts w:ascii="Calibri" w:cs="Calibri" w:eastAsia="Calibri" w:hAnsi="Calibri"/>
-        </w:rPr>
-        <w:t xml:space="preserve"> full read/update access to claims and their processing history.</w:t>
+        <w:t xml:space="preserve">Metrics:</w:t>
+      </w:r>
+      <w:r>
+        <w:rPr>
+          <w:rFonts w:ascii="Calibri" w:cs="Calibri" w:eastAsia="Calibri" w:hAnsi="Calibri"/>
+        </w:rPr>
+        <w:t xml:space="preserve"> `GET /api/metrics` exposes operational metrics as JSON or Prometheus for dashboards.</w:t>
       </w:r>
     </w:p>
     <w:p>
@@ -3592,7 +3651,630 @@
         <w:rPr>
           <w:rFonts w:ascii="Calibri" w:cs="Calibri" w:eastAsia="Calibri" w:hAnsi="Calibri"/>
         </w:rPr>
-        <w:t xml:space="preserve">5.3 Outbound</w:t>
+        <w:t xml:space="preserve">5.3 Security of the integration surface</w:t>
+      </w:r>
+    </w:p>
+    <w:p>
+      <w:pPr>
+        <w:spacing w:after="140" w:line="276"/>
+        <w:jc w:val="both"/>
+      </w:pPr>
+      <w:r>
+        <w:rPr>
+          <w:rFonts w:ascii="Calibri" w:cs="Calibri" w:eastAsia="Calibri" w:hAnsi="Calibri"/>
+        </w:rPr>
+        <w:t xml:space="preserve">The /api/v1 surface is protected by API keys (scoped read/write/admin), rate limiting, and CORS controls. Server-supplied webhook URLs are validated against SSRF (private/loopback/metadata targets are blocked). The complete API is published as OpenAPI 3 and explorable through a built-in Swagger UI at /docs.</w:t>
+      </w:r>
+    </w:p>
+    <w:p>
+      <w:r>
+        <w:br w:type="page"/>
+      </w:r>
+    </w:p>
+    <w:p>
+      <w:pPr>
+        <w:pStyle w:val="Heading1"/>
+        <w:spacing w:after="160" w:before="320"/>
+      </w:pPr>
+      <w:r>
+        <w:rPr>
+          <w:rFonts w:ascii="Calibri" w:cs="Calibri" w:eastAsia="Calibri" w:hAnsi="Calibri"/>
+        </w:rPr>
+        <w:t xml:space="preserve">6. A Flexible, Future-Proof AI Foundation</w:t>
+      </w:r>
+    </w:p>
+    <w:p>
+      <w:pPr>
+        <w:spacing w:after="140" w:line="276"/>
+        <w:jc w:val="both"/>
+      </w:pPr>
+      <w:r>
+        <w:rPr>
+          <w:rFonts w:ascii="Calibri" w:cs="Calibri" w:eastAsia="Calibri" w:hAnsi="Calibri"/>
+        </w:rPr>
+        <w:t xml:space="preserve">The platform’s language-model capabilities — the conversational RCM assistant and the vision-based PDF claim extractor — run on a pluggable AI layer. Organisations are never locked to a single vendor and can choose the model that fits their cost, performance, privacy and data-sovereignty requirements.</w:t>
+      </w:r>
+    </w:p>
+    <w:tbl>
+      <w:tblPr>
+        <w:tblW w:type="dxa" w:w="9360"/>
+        <w:tblBorders>
+          <w:top w:val="single" w:color="auto" w:sz="4"/>
+          <w:left w:val="single" w:color="auto" w:sz="4"/>
+          <w:bottom w:val="single" w:color="auto" w:sz="4"/>
+          <w:right w:val="single" w:color="auto" w:sz="4"/>
+          <w:insideH w:val="single" w:color="auto" w:sz="4"/>
+          <w:insideV w:val="single" w:color="auto" w:sz="4"/>
+        </w:tblBorders>
+      </w:tblPr>
+      <w:tblGrid>
+        <w:gridCol w:w="2300"/>
+        <w:gridCol w:w="1500"/>
+        <w:gridCol w:w="5560"/>
+      </w:tblGrid>
+      <w:tr>
+        <w:trPr>
+          <w:tblHeader/>
+        </w:trPr>
+        <w:tc>
+          <w:tcPr>
+            <w:tcW w:type="dxa" w:w="2300"/>
+            <w:tcBorders>
+              <w:top w:val="single" w:color="CBD5E1" w:sz="4"/>
+              <w:left w:val="single" w:color="CBD5E1" w:sz="4"/>
+              <w:bottom w:val="single" w:color="CBD5E1" w:sz="4"/>
+              <w:right w:val="single" w:color="CBD5E1" w:sz="4"/>
+            </w:tcBorders>
+            <w:shd w:fill="1D6FB8" w:val="clear"/>
+            <w:tcMar>
+              <w:top w:type="dxa" w:w="60"/>
+              <w:left w:type="dxa" w:w="120"/>
+              <w:bottom w:type="dxa" w:w="60"/>
+              <w:right w:type="dxa" w:w="120"/>
+            </w:tcMar>
+            <w:vAlign w:val="center"/>
+          </w:tcPr>
+          <w:p>
+            <w:pPr>
+              <w:spacing w:after="0" w:line="264"/>
+              <w:jc w:val="left"/>
+            </w:pPr>
+            <w:r>
+              <w:rPr>
+                <w:rFonts w:ascii="Calibri" w:cs="Calibri" w:eastAsia="Calibri" w:hAnsi="Calibri"/>
+                <w:b/>
+                <w:bCs/>
+                <w:color w:val="FFFFFF"/>
+                <w:sz w:val="19"/>
+                <w:szCs w:val="19"/>
+              </w:rPr>
+              <w:t xml:space="preserve">Provider</w:t>
+            </w:r>
+          </w:p>
+        </w:tc>
+        <w:tc>
+          <w:tcPr>
+            <w:tcW w:type="dxa" w:w="1500"/>
+            <w:tcBorders>
+              <w:top w:val="single" w:color="CBD5E1" w:sz="4"/>
+              <w:left w:val="single" w:color="CBD5E1" w:sz="4"/>
+              <w:bottom w:val="single" w:color="CBD5E1" w:sz="4"/>
+              <w:right w:val="single" w:color="CBD5E1" w:sz="4"/>
+            </w:tcBorders>
+            <w:shd w:fill="1D6FB8" w:val="clear"/>
+            <w:tcMar>
+              <w:top w:type="dxa" w:w="60"/>
+              <w:left w:type="dxa" w:w="120"/>
+              <w:bottom w:type="dxa" w:w="60"/>
+              <w:right w:type="dxa" w:w="120"/>
+            </w:tcMar>
+            <w:vAlign w:val="center"/>
+          </w:tcPr>
+          <w:p>
+            <w:pPr>
+              <w:spacing w:after="0" w:line="264"/>
+              <w:jc w:val="left"/>
+            </w:pPr>
+            <w:r>
+              <w:rPr>
+                <w:rFonts w:ascii="Calibri" w:cs="Calibri" w:eastAsia="Calibri" w:hAnsi="Calibri"/>
+                <w:b/>
+                <w:bCs/>
+                <w:color w:val="FFFFFF"/>
+                <w:sz w:val="19"/>
+                <w:szCs w:val="19"/>
+              </w:rPr>
+              <w:t xml:space="preserve">Use</w:t>
+            </w:r>
+          </w:p>
+        </w:tc>
+        <w:tc>
+          <w:tcPr>
+            <w:tcW w:type="dxa" w:w="5560"/>
+            <w:tcBorders>
+              <w:top w:val="single" w:color="CBD5E1" w:sz="4"/>
+              <w:left w:val="single" w:color="CBD5E1" w:sz="4"/>
+              <w:bottom w:val="single" w:color="CBD5E1" w:sz="4"/>
+              <w:right w:val="single" w:color="CBD5E1" w:sz="4"/>
+            </w:tcBorders>
+            <w:shd w:fill="1D6FB8" w:val="clear"/>
+            <w:tcMar>
+              <w:top w:type="dxa" w:w="60"/>
+              <w:left w:type="dxa" w:w="120"/>
+              <w:bottom w:type="dxa" w:w="60"/>
+              <w:right w:type="dxa" w:w="120"/>
+            </w:tcMar>
+            <w:vAlign w:val="center"/>
+          </w:tcPr>
+          <w:p>
+            <w:pPr>
+              <w:spacing w:after="0" w:line="264"/>
+              <w:jc w:val="left"/>
+            </w:pPr>
+            <w:r>
+              <w:rPr>
+                <w:rFonts w:ascii="Calibri" w:cs="Calibri" w:eastAsia="Calibri" w:hAnsi="Calibri"/>
+                <w:b/>
+                <w:bCs/>
+                <w:color w:val="FFFFFF"/>
+                <w:sz w:val="19"/>
+                <w:szCs w:val="19"/>
+              </w:rPr>
+              <w:t xml:space="preserve">Notes</w:t>
+            </w:r>
+          </w:p>
+        </w:tc>
+      </w:tr>
+      <w:tr>
+        <w:tc>
+          <w:tcPr>
+            <w:tcW w:type="dxa" w:w="2300"/>
+            <w:tcBorders>
+              <w:top w:val="single" w:color="CBD5E1" w:sz="4"/>
+              <w:left w:val="single" w:color="CBD5E1" w:sz="4"/>
+              <w:bottom w:val="single" w:color="CBD5E1" w:sz="4"/>
+              <w:right w:val="single" w:color="CBD5E1" w:sz="4"/>
+            </w:tcBorders>
+            <w:shd w:fill="FFFFFF" w:val="clear"/>
+            <w:tcMar>
+              <w:top w:type="dxa" w:w="60"/>
+              <w:left w:type="dxa" w:w="120"/>
+              <w:bottom w:type="dxa" w:w="60"/>
+              <w:right w:type="dxa" w:w="120"/>
+            </w:tcMar>
+            <w:vAlign w:val="center"/>
+          </w:tcPr>
+          <w:p>
+            <w:pPr>
+              <w:spacing w:after="0" w:line="264"/>
+              <w:jc w:val="left"/>
+            </w:pPr>
+            <w:r>
+              <w:rPr>
+                <w:rFonts w:ascii="Calibri" w:cs="Calibri" w:eastAsia="Calibri" w:hAnsi="Calibri"/>
+                <w:b w:val="false"/>
+                <w:bCs w:val="false"/>
+                <w:color w:val="1F2937"/>
+                <w:sz w:val="19"/>
+                <w:szCs w:val="19"/>
+              </w:rPr>
+              <w:t xml:space="preserve">Z.ai (bundled)</w:t>
+            </w:r>
+          </w:p>
+        </w:tc>
+        <w:tc>
+          <w:tcPr>
+            <w:tcW w:type="dxa" w:w="1500"/>
+            <w:tcBorders>
+              <w:top w:val="single" w:color="CBD5E1" w:sz="4"/>
+              <w:left w:val="single" w:color="CBD5E1" w:sz="4"/>
+              <w:bottom w:val="single" w:color="CBD5E1" w:sz="4"/>
+              <w:right w:val="single" w:color="CBD5E1" w:sz="4"/>
+            </w:tcBorders>
+            <w:shd w:fill="FFFFFF" w:val="clear"/>
+            <w:tcMar>
+              <w:top w:type="dxa" w:w="60"/>
+              <w:left w:type="dxa" w:w="120"/>
+              <w:bottom w:type="dxa" w:w="60"/>
+              <w:right w:type="dxa" w:w="120"/>
+            </w:tcMar>
+            <w:vAlign w:val="center"/>
+          </w:tcPr>
+          <w:p>
+            <w:pPr>
+              <w:spacing w:after="0" w:line="264"/>
+              <w:jc w:val="left"/>
+            </w:pPr>
+            <w:r>
+              <w:rPr>
+                <w:rFonts w:ascii="Calibri" w:cs="Calibri" w:eastAsia="Calibri" w:hAnsi="Calibri"/>
+                <w:b w:val="false"/>
+                <w:bCs w:val="false"/>
+                <w:color w:val="1F2937"/>
+                <w:sz w:val="19"/>
+                <w:szCs w:val="19"/>
+              </w:rPr>
+              <w:t xml:space="preserve">Default</w:t>
+            </w:r>
+          </w:p>
+        </w:tc>
+        <w:tc>
+          <w:tcPr>
+            <w:tcW w:type="dxa" w:w="5560"/>
+            <w:tcBorders>
+              <w:top w:val="single" w:color="CBD5E1" w:sz="4"/>
+              <w:left w:val="single" w:color="CBD5E1" w:sz="4"/>
+              <w:bottom w:val="single" w:color="CBD5E1" w:sz="4"/>
+              <w:right w:val="single" w:color="CBD5E1" w:sz="4"/>
+            </w:tcBorders>
+            <w:shd w:fill="FFFFFF" w:val="clear"/>
+            <w:tcMar>
+              <w:top w:type="dxa" w:w="60"/>
+              <w:left w:type="dxa" w:w="120"/>
+              <w:bottom w:type="dxa" w:w="60"/>
+              <w:right w:type="dxa" w:w="120"/>
+            </w:tcMar>
+            <w:vAlign w:val="center"/>
+          </w:tcPr>
+          <w:p>
+            <w:pPr>
+              <w:spacing w:after="0" w:line="264"/>
+              <w:jc w:val="left"/>
+            </w:pPr>
+            <w:r>
+              <w:rPr>
+                <w:rFonts w:ascii="Calibri" w:cs="Calibri" w:eastAsia="Calibri" w:hAnsi="Calibri"/>
+                <w:b w:val="false"/>
+                <w:bCs w:val="false"/>
+                <w:color w:val="1F2937"/>
+                <w:sz w:val="19"/>
+                <w:szCs w:val="19"/>
+              </w:rPr>
+              <w:t xml:space="preserve">Zero-configuration; works out of the box.</w:t>
+            </w:r>
+          </w:p>
+        </w:tc>
+      </w:tr>
+      <w:tr>
+        <w:tc>
+          <w:tcPr>
+            <w:tcW w:type="dxa" w:w="2300"/>
+            <w:tcBorders>
+              <w:top w:val="single" w:color="CBD5E1" w:sz="4"/>
+              <w:left w:val="single" w:color="CBD5E1" w:sz="4"/>
+              <w:bottom w:val="single" w:color="CBD5E1" w:sz="4"/>
+              <w:right w:val="single" w:color="CBD5E1" w:sz="4"/>
+            </w:tcBorders>
+            <w:shd w:fill="F4F8FC" w:val="clear"/>
+            <w:tcMar>
+              <w:top w:type="dxa" w:w="60"/>
+              <w:left w:type="dxa" w:w="120"/>
+              <w:bottom w:type="dxa" w:w="60"/>
+              <w:right w:type="dxa" w:w="120"/>
+            </w:tcMar>
+            <w:vAlign w:val="center"/>
+          </w:tcPr>
+          <w:p>
+            <w:pPr>
+              <w:spacing w:after="0" w:line="264"/>
+              <w:jc w:val="left"/>
+            </w:pPr>
+            <w:r>
+              <w:rPr>
+                <w:rFonts w:ascii="Calibri" w:cs="Calibri" w:eastAsia="Calibri" w:hAnsi="Calibri"/>
+                <w:b w:val="false"/>
+                <w:bCs w:val="false"/>
+                <w:color w:val="1F2937"/>
+                <w:sz w:val="19"/>
+                <w:szCs w:val="19"/>
+              </w:rPr>
+              <w:t xml:space="preserve">OpenAI-compatible</w:t>
+            </w:r>
+          </w:p>
+        </w:tc>
+        <w:tc>
+          <w:tcPr>
+            <w:tcW w:type="dxa" w:w="1500"/>
+            <w:tcBorders>
+              <w:top w:val="single" w:color="CBD5E1" w:sz="4"/>
+              <w:left w:val="single" w:color="CBD5E1" w:sz="4"/>
+              <w:bottom w:val="single" w:color="CBD5E1" w:sz="4"/>
+              <w:right w:val="single" w:color="CBD5E1" w:sz="4"/>
+            </w:tcBorders>
+            <w:shd w:fill="F4F8FC" w:val="clear"/>
+            <w:tcMar>
+              <w:top w:type="dxa" w:w="60"/>
+              <w:left w:type="dxa" w:w="120"/>
+              <w:bottom w:type="dxa" w:w="60"/>
+              <w:right w:type="dxa" w:w="120"/>
+            </w:tcMar>
+            <w:vAlign w:val="center"/>
+          </w:tcPr>
+          <w:p>
+            <w:pPr>
+              <w:spacing w:after="0" w:line="264"/>
+              <w:jc w:val="left"/>
+            </w:pPr>
+            <w:r>
+              <w:rPr>
+                <w:rFonts w:ascii="Calibri" w:cs="Calibri" w:eastAsia="Calibri" w:hAnsi="Calibri"/>
+                <w:b w:val="false"/>
+                <w:bCs w:val="false"/>
+                <w:color w:val="1F2937"/>
+                <w:sz w:val="19"/>
+                <w:szCs w:val="19"/>
+              </w:rPr>
+              <w:t xml:space="preserve">Cloud</w:t>
+            </w:r>
+          </w:p>
+        </w:tc>
+        <w:tc>
+          <w:tcPr>
+            <w:tcW w:type="dxa" w:w="5560"/>
+            <w:tcBorders>
+              <w:top w:val="single" w:color="CBD5E1" w:sz="4"/>
+              <w:left w:val="single" w:color="CBD5E1" w:sz="4"/>
+              <w:bottom w:val="single" w:color="CBD5E1" w:sz="4"/>
+              <w:right w:val="single" w:color="CBD5E1" w:sz="4"/>
+            </w:tcBorders>
+            <w:shd w:fill="F4F8FC" w:val="clear"/>
+            <w:tcMar>
+              <w:top w:type="dxa" w:w="60"/>
+              <w:left w:type="dxa" w:w="120"/>
+              <w:bottom w:type="dxa" w:w="60"/>
+              <w:right w:type="dxa" w:w="120"/>
+            </w:tcMar>
+            <w:vAlign w:val="center"/>
+          </w:tcPr>
+          <w:p>
+            <w:pPr>
+              <w:spacing w:after="0" w:line="264"/>
+              <w:jc w:val="left"/>
+            </w:pPr>
+            <w:r>
+              <w:rPr>
+                <w:rFonts w:ascii="Calibri" w:cs="Calibri" w:eastAsia="Calibri" w:hAnsi="Calibri"/>
+                <w:b w:val="false"/>
+                <w:bCs w:val="false"/>
+                <w:color w:val="1F2937"/>
+                <w:sz w:val="19"/>
+                <w:szCs w:val="19"/>
+              </w:rPr>
+              <w:t xml:space="preserve">OpenAI, Groq, Together, OpenRouter, vLLM, LM Studio — any compatible endpoint.</w:t>
+            </w:r>
+          </w:p>
+        </w:tc>
+      </w:tr>
+      <w:tr>
+        <w:tc>
+          <w:tcPr>
+            <w:tcW w:type="dxa" w:w="2300"/>
+            <w:tcBorders>
+              <w:top w:val="single" w:color="CBD5E1" w:sz="4"/>
+              <w:left w:val="single" w:color="CBD5E1" w:sz="4"/>
+              <w:bottom w:val="single" w:color="CBD5E1" w:sz="4"/>
+              <w:right w:val="single" w:color="CBD5E1" w:sz="4"/>
+            </w:tcBorders>
+            <w:shd w:fill="FFFFFF" w:val="clear"/>
+            <w:tcMar>
+              <w:top w:type="dxa" w:w="60"/>
+              <w:left w:type="dxa" w:w="120"/>
+              <w:bottom w:type="dxa" w:w="60"/>
+              <w:right w:type="dxa" w:w="120"/>
+            </w:tcMar>
+            <w:vAlign w:val="center"/>
+          </w:tcPr>
+          <w:p>
+            <w:pPr>
+              <w:spacing w:after="0" w:line="264"/>
+              <w:jc w:val="left"/>
+            </w:pPr>
+            <w:r>
+              <w:rPr>
+                <w:rFonts w:ascii="Calibri" w:cs="Calibri" w:eastAsia="Calibri" w:hAnsi="Calibri"/>
+                <w:b w:val="false"/>
+                <w:bCs w:val="false"/>
+                <w:color w:val="1F2937"/>
+                <w:sz w:val="19"/>
+                <w:szCs w:val="19"/>
+              </w:rPr>
+              <w:t xml:space="preserve">Anthropic Claude</w:t>
+            </w:r>
+          </w:p>
+        </w:tc>
+        <w:tc>
+          <w:tcPr>
+            <w:tcW w:type="dxa" w:w="1500"/>
+            <w:tcBorders>
+              <w:top w:val="single" w:color="CBD5E1" w:sz="4"/>
+              <w:left w:val="single" w:color="CBD5E1" w:sz="4"/>
+              <w:bottom w:val="single" w:color="CBD5E1" w:sz="4"/>
+              <w:right w:val="single" w:color="CBD5E1" w:sz="4"/>
+            </w:tcBorders>
+            <w:shd w:fill="FFFFFF" w:val="clear"/>
+            <w:tcMar>
+              <w:top w:type="dxa" w:w="60"/>
+              <w:left w:type="dxa" w:w="120"/>
+              <w:bottom w:type="dxa" w:w="60"/>
+              <w:right w:type="dxa" w:w="120"/>
+            </w:tcMar>
+            <w:vAlign w:val="center"/>
+          </w:tcPr>
+          <w:p>
+            <w:pPr>
+              <w:spacing w:after="0" w:line="264"/>
+              <w:jc w:val="left"/>
+            </w:pPr>
+            <w:r>
+              <w:rPr>
+                <w:rFonts w:ascii="Calibri" w:cs="Calibri" w:eastAsia="Calibri" w:hAnsi="Calibri"/>
+                <w:b w:val="false"/>
+                <w:bCs w:val="false"/>
+                <w:color w:val="1F2937"/>
+                <w:sz w:val="19"/>
+                <w:szCs w:val="19"/>
+              </w:rPr>
+              <w:t xml:space="preserve">Cloud</w:t>
+            </w:r>
+          </w:p>
+        </w:tc>
+        <w:tc>
+          <w:tcPr>
+            <w:tcW w:type="dxa" w:w="5560"/>
+            <w:tcBorders>
+              <w:top w:val="single" w:color="CBD5E1" w:sz="4"/>
+              <w:left w:val="single" w:color="CBD5E1" w:sz="4"/>
+              <w:bottom w:val="single" w:color="CBD5E1" w:sz="4"/>
+              <w:right w:val="single" w:color="CBD5E1" w:sz="4"/>
+            </w:tcBorders>
+            <w:shd w:fill="FFFFFF" w:val="clear"/>
+            <w:tcMar>
+              <w:top w:type="dxa" w:w="60"/>
+              <w:left w:type="dxa" w:w="120"/>
+              <w:bottom w:type="dxa" w:w="60"/>
+              <w:right w:type="dxa" w:w="120"/>
+            </w:tcMar>
+            <w:vAlign w:val="center"/>
+          </w:tcPr>
+          <w:p>
+            <w:pPr>
+              <w:spacing w:after="0" w:line="264"/>
+              <w:jc w:val="left"/>
+            </w:pPr>
+            <w:r>
+              <w:rPr>
+                <w:rFonts w:ascii="Calibri" w:cs="Calibri" w:eastAsia="Calibri" w:hAnsi="Calibri"/>
+                <w:b w:val="false"/>
+                <w:bCs w:val="false"/>
+                <w:color w:val="1F2937"/>
+                <w:sz w:val="19"/>
+                <w:szCs w:val="19"/>
+              </w:rPr>
+              <w:t xml:space="preserve">Claude models via the Messages API.</w:t>
+            </w:r>
+          </w:p>
+        </w:tc>
+      </w:tr>
+      <w:tr>
+        <w:tc>
+          <w:tcPr>
+            <w:tcW w:type="dxa" w:w="2300"/>
+            <w:tcBorders>
+              <w:top w:val="single" w:color="CBD5E1" w:sz="4"/>
+              <w:left w:val="single" w:color="CBD5E1" w:sz="4"/>
+              <w:bottom w:val="single" w:color="CBD5E1" w:sz="4"/>
+              <w:right w:val="single" w:color="CBD5E1" w:sz="4"/>
+            </w:tcBorders>
+            <w:shd w:fill="F4F8FC" w:val="clear"/>
+            <w:tcMar>
+              <w:top w:type="dxa" w:w="60"/>
+              <w:left w:type="dxa" w:w="120"/>
+              <w:bottom w:type="dxa" w:w="60"/>
+              <w:right w:type="dxa" w:w="120"/>
+            </w:tcMar>
+            <w:vAlign w:val="center"/>
+          </w:tcPr>
+          <w:p>
+            <w:pPr>
+              <w:spacing w:after="0" w:line="264"/>
+              <w:jc w:val="left"/>
+            </w:pPr>
+            <w:r>
+              <w:rPr>
+                <w:rFonts w:ascii="Calibri" w:cs="Calibri" w:eastAsia="Calibri" w:hAnsi="Calibri"/>
+                <w:b w:val="false"/>
+                <w:bCs w:val="false"/>
+                <w:color w:val="1F2937"/>
+                <w:sz w:val="19"/>
+                <w:szCs w:val="19"/>
+              </w:rPr>
+              <w:t xml:space="preserve">Local (Ollama)</w:t>
+            </w:r>
+          </w:p>
+        </w:tc>
+        <w:tc>
+          <w:tcPr>
+            <w:tcW w:type="dxa" w:w="1500"/>
+            <w:tcBorders>
+              <w:top w:val="single" w:color="CBD5E1" w:sz="4"/>
+              <w:left w:val="single" w:color="CBD5E1" w:sz="4"/>
+              <w:bottom w:val="single" w:color="CBD5E1" w:sz="4"/>
+              <w:right w:val="single" w:color="CBD5E1" w:sz="4"/>
+            </w:tcBorders>
+            <w:shd w:fill="F4F8FC" w:val="clear"/>
+            <w:tcMar>
+              <w:top w:type="dxa" w:w="60"/>
+              <w:left w:type="dxa" w:w="120"/>
+              <w:bottom w:type="dxa" w:w="60"/>
+              <w:right w:type="dxa" w:w="120"/>
+            </w:tcMar>
+            <w:vAlign w:val="center"/>
+          </w:tcPr>
+          <w:p>
+            <w:pPr>
+              <w:spacing w:after="0" w:line="264"/>
+              <w:jc w:val="left"/>
+            </w:pPr>
+            <w:r>
+              <w:rPr>
+                <w:rFonts w:ascii="Calibri" w:cs="Calibri" w:eastAsia="Calibri" w:hAnsi="Calibri"/>
+                <w:b w:val="false"/>
+                <w:bCs w:val="false"/>
+                <w:color w:val="1F2937"/>
+                <w:sz w:val="19"/>
+                <w:szCs w:val="19"/>
+              </w:rPr>
+              <w:t xml:space="preserve">On-premise</w:t>
+            </w:r>
+          </w:p>
+        </w:tc>
+        <w:tc>
+          <w:tcPr>
+            <w:tcW w:type="dxa" w:w="5560"/>
+            <w:tcBorders>
+              <w:top w:val="single" w:color="CBD5E1" w:sz="4"/>
+              <w:left w:val="single" w:color="CBD5E1" w:sz="4"/>
+              <w:bottom w:val="single" w:color="CBD5E1" w:sz="4"/>
+              <w:right w:val="single" w:color="CBD5E1" w:sz="4"/>
+            </w:tcBorders>
+            <w:shd w:fill="F4F8FC" w:val="clear"/>
+            <w:tcMar>
+              <w:top w:type="dxa" w:w="60"/>
+              <w:left w:type="dxa" w:w="120"/>
+              <w:bottom w:type="dxa" w:w="60"/>
+              <w:right w:type="dxa" w:w="120"/>
+            </w:tcMar>
+            <w:vAlign w:val="center"/>
+          </w:tcPr>
+          <w:p>
+            <w:pPr>
+              <w:spacing w:after="0" w:line="264"/>
+              <w:jc w:val="left"/>
+            </w:pPr>
+            <w:r>
+              <w:rPr>
+                <w:rFonts w:ascii="Calibri" w:cs="Calibri" w:eastAsia="Calibri" w:hAnsi="Calibri"/>
+                <w:b w:val="false"/>
+                <w:bCs w:val="false"/>
+                <w:color w:val="1F2937"/>
+                <w:sz w:val="19"/>
+                <w:szCs w:val="19"/>
+              </w:rPr>
+              <w:t xml:space="preserve">Run models entirely on your own hardware — no data leaves the building.</w:t>
+            </w:r>
+          </w:p>
+        </w:tc>
+      </w:tr>
+    </w:tbl>
+    <w:p>
+      <w:pPr>
+        <w:spacing w:after="40"/>
+      </w:pPr>
+      <w:r>
+        <w:rPr>
+          <w:rFonts w:ascii="Calibri" w:cs="Calibri" w:eastAsia="Calibri" w:hAnsi="Calibri"/>
+        </w:rPr>
+        <w:t xml:space="preserve"/>
       </w:r>
     </w:p>
     <w:p>
@@ -3610,13 +4292,13 @@
           <w:b/>
           <w:bCs/>
         </w:rPr>
-        <w:t xml:space="preserve">Signed webhooks:</w:t>
-      </w:r>
-      <w:r>
-        <w:rPr>
-          <w:rFonts w:ascii="Calibri" w:cs="Calibri" w:eastAsia="Calibri" w:hAnsi="Calibri"/>
-        </w:rPr>
-        <w:t xml:space="preserve"> register a URL to receive real-time events — `claim.created`, `claim.status_changed`, `claim.submitted`, `claim.denied`, `claim.paid`, `escalation.created` and more. Every payload is signed with `HMAC-SHA256` so receivers can verify authenticity.</w:t>
+        <w:t xml:space="preserve">Automatic failover:</w:t>
+      </w:r>
+      <w:r>
+        <w:rPr>
+          <w:rFonts w:ascii="Calibri" w:cs="Calibri" w:eastAsia="Calibri" w:hAnsi="Calibri"/>
+        </w:rPr>
+        <w:t xml:space="preserve"> if the active provider is unavailable, the platform tries the configured backup providers, and finally a deterministic knowledge base — so the assistant always responds.</w:t>
       </w:r>
     </w:p>
     <w:p>
@@ -3634,13 +4316,122 @@
           <w:b/>
           <w:bCs/>
         </w:rPr>
-        <w:t xml:space="preserve">Audit &amp; analytics export:</w:t>
-      </w:r>
-      <w:r>
-        <w:rPr>
-          <w:rFonts w:ascii="Calibri" w:cs="Calibri" w:eastAsia="Calibri" w:hAnsi="Calibri"/>
-        </w:rPr>
-        <w:t xml:space="preserve"> the compliance audit trail and KPIs are available via API and as CSV exports from the UI.</w:t>
+        <w:t xml:space="preserve">Runtime switching:</w:t>
+      </w:r>
+      <w:r>
+        <w:rPr>
+          <w:rFonts w:ascii="Calibri" w:cs="Calibri" w:eastAsia="Calibri" w:hAnsi="Calibri"/>
+        </w:rPr>
+        <w:t xml:space="preserve"> administrators switch the active provider from Settings → AI Models, or via API, with no redeploy.</w:t>
+      </w:r>
+    </w:p>
+    <w:p>
+      <w:pPr>
+        <w:pStyle w:val="ListParagraph"/>
+        <w:numPr>
+          <w:ilvl w:val="0"/>
+          <w:numId w:val="2"/>
+        </w:numPr>
+        <w:spacing w:after="80" w:line="270"/>
+      </w:pPr>
+      <w:r>
+        <w:rPr>
+          <w:rFonts w:ascii="Calibri" w:cs="Calibri" w:eastAsia="Calibri" w:hAnsi="Calibri"/>
+          <w:b/>
+          <w:bCs/>
+        </w:rPr>
+        <w:t xml:space="preserve">Privacy by choice:</w:t>
+      </w:r>
+      <w:r>
+        <w:rPr>
+          <w:rFonts w:ascii="Calibri" w:cs="Calibri" w:eastAsia="Calibri" w:hAnsi="Calibri"/>
+        </w:rPr>
+        <w:t xml:space="preserve"> selecting the local provider keeps all prompts and patient documents on-premise — important for PHI and data-sovereignty rules.</w:t>
+      </w:r>
+    </w:p>
+    <w:tbl>
+      <w:tblPr>
+        <w:tblW w:type="dxa" w:w="9360"/>
+        <w:tblBorders>
+          <w:top w:val="single" w:color="auto" w:sz="4"/>
+          <w:left w:val="single" w:color="auto" w:sz="4"/>
+          <w:bottom w:val="single" w:color="auto" w:sz="4"/>
+          <w:right w:val="single" w:color="auto" w:sz="4"/>
+          <w:insideH w:val="single" w:color="auto" w:sz="4"/>
+          <w:insideV w:val="single" w:color="auto" w:sz="4"/>
+        </w:tblBorders>
+      </w:tblPr>
+      <w:tblGrid>
+        <w:gridCol w:w="9360"/>
+      </w:tblGrid>
+      <w:tr>
+        <w:tc>
+          <w:tcPr>
+            <w:tcW w:type="dxa" w:w="9360"/>
+            <w:tcBorders>
+              <w:top w:val="single" w:color="CBD5E1" w:sz="4"/>
+              <w:left w:val="single" w:color="0E7C7B" w:sz="24"/>
+              <w:bottom w:val="single" w:color="CBD5E1" w:sz="4"/>
+              <w:right w:val="single" w:color="CBD5E1" w:sz="4"/>
+            </w:tcBorders>
+            <w:shd w:fill="F4F8FC" w:val="clear"/>
+            <w:tcMar>
+              <w:top w:type="dxa" w:w="120"/>
+              <w:left w:type="dxa" w:w="200"/>
+              <w:bottom w:type="dxa" w:w="120"/>
+              <w:right w:type="dxa" w:w="160"/>
+            </w:tcMar>
+          </w:tcPr>
+          <w:p>
+            <w:pPr>
+              <w:spacing w:after="60"/>
+            </w:pPr>
+            <w:r>
+              <w:rPr>
+                <w:rFonts w:ascii="Calibri" w:cs="Calibri" w:eastAsia="Calibri" w:hAnsi="Calibri"/>
+                <w:b/>
+                <w:bCs/>
+                <w:color w:val="0B1F3A"/>
+              </w:rPr>
+              <w:t xml:space="preserve">Why this matters</w:t>
+            </w:r>
+          </w:p>
+          <w:p>
+            <w:pPr>
+              <w:spacing w:after="40" w:line="264"/>
+            </w:pPr>
+            <w:r>
+              <w:rPr>
+                <w:rFonts w:ascii="Calibri" w:cs="Calibri" w:eastAsia="Calibri" w:hAnsi="Calibri"/>
+              </w:rPr>
+              <w:t xml:space="preserve">AI model quality, pricing and availability change constantly. A pluggable foundation means Veebase improves as the ecosystem improves — and can run fully offline when regulation demands it — without re-engineering the product.</w:t>
+            </w:r>
+          </w:p>
+        </w:tc>
+      </w:tr>
+    </w:tbl>
+    <w:p>
+      <w:pPr>
+        <w:pStyle w:val="Heading1"/>
+        <w:spacing w:after="160" w:before="320"/>
+      </w:pPr>
+      <w:r>
+        <w:rPr>
+          <w:rFonts w:ascii="Calibri" w:cs="Calibri" w:eastAsia="Calibri" w:hAnsi="Calibri"/>
+        </w:rPr>
+        <w:t xml:space="preserve">7. Security, Access Control &amp; Compliance</w:t>
+      </w:r>
+    </w:p>
+    <w:p>
+      <w:pPr>
+        <w:spacing w:after="140" w:line="276"/>
+        <w:jc w:val="both"/>
+      </w:pPr>
+      <w:r>
+        <w:rPr>
+          <w:rFonts w:ascii="Calibri" w:cs="Calibri" w:eastAsia="Calibri" w:hAnsi="Calibri"/>
+        </w:rPr>
+        <w:t xml:space="preserve">Veebase is built for regulated healthcare environments, with controls that protect sensitive data and enforce who can do what.</w:t>
       </w:r>
     </w:p>
     <w:p>
@@ -3652,7 +4443,7 @@
         <w:rPr>
           <w:rFonts w:ascii="Calibri" w:cs="Calibri" w:eastAsia="Calibri" w:hAnsi="Calibri"/>
         </w:rPr>
-        <w:t xml:space="preserve">5.4 Security model</w:t>
+        <w:t xml:space="preserve">7.1 Role-Based Access Control (RBAC)</w:t>
       </w:r>
     </w:p>
     <w:p>
@@ -3664,7 +4455,615 @@
         <w:rPr>
           <w:rFonts w:ascii="Calibri" w:cs="Calibri" w:eastAsia="Calibri" w:hAnsi="Calibri"/>
         </w:rPr>
-        <w:t xml:space="preserve">The /api/v1 surface is protected by API keys passed in the `X-API-Key` header. For convenience the gateway starts in an open “bootstrap” mode until the first key is provisioned, after which authentication is enforced on all integration endpoints. Scopes (read / write / admin) constrain what each key can do, and a trusted server-to-server master key can be configured via environment variable. The complete API is published as an OpenAPI 3 document and explorable through a built-in Swagger UI at `/docs`.</w:t>
+        <w:t xml:space="preserve">Five roles map to a capability matrix; the user interface and the API both enforce capabilities, so users only see and do what their role permits.</w:t>
+      </w:r>
+    </w:p>
+    <w:tbl>
+      <w:tblPr>
+        <w:tblW w:type="dxa" w:w="9360"/>
+        <w:tblBorders>
+          <w:top w:val="single" w:color="auto" w:sz="4"/>
+          <w:left w:val="single" w:color="auto" w:sz="4"/>
+          <w:bottom w:val="single" w:color="auto" w:sz="4"/>
+          <w:right w:val="single" w:color="auto" w:sz="4"/>
+          <w:insideH w:val="single" w:color="auto" w:sz="4"/>
+          <w:insideV w:val="single" w:color="auto" w:sz="4"/>
+        </w:tblBorders>
+      </w:tblPr>
+      <w:tblGrid>
+        <w:gridCol w:w="1900"/>
+        <w:gridCol w:w="7460"/>
+      </w:tblGrid>
+      <w:tr>
+        <w:trPr>
+          <w:tblHeader/>
+        </w:trPr>
+        <w:tc>
+          <w:tcPr>
+            <w:tcW w:type="dxa" w:w="1900"/>
+            <w:tcBorders>
+              <w:top w:val="single" w:color="CBD5E1" w:sz="4"/>
+              <w:left w:val="single" w:color="CBD5E1" w:sz="4"/>
+              <w:bottom w:val="single" w:color="CBD5E1" w:sz="4"/>
+              <w:right w:val="single" w:color="CBD5E1" w:sz="4"/>
+            </w:tcBorders>
+            <w:shd w:fill="1D6FB8" w:val="clear"/>
+            <w:tcMar>
+              <w:top w:type="dxa" w:w="60"/>
+              <w:left w:type="dxa" w:w="120"/>
+              <w:bottom w:type="dxa" w:w="60"/>
+              <w:right w:type="dxa" w:w="120"/>
+            </w:tcMar>
+            <w:vAlign w:val="center"/>
+          </w:tcPr>
+          <w:p>
+            <w:pPr>
+              <w:spacing w:after="0" w:line="264"/>
+              <w:jc w:val="left"/>
+            </w:pPr>
+            <w:r>
+              <w:rPr>
+                <w:rFonts w:ascii="Calibri" w:cs="Calibri" w:eastAsia="Calibri" w:hAnsi="Calibri"/>
+                <w:b/>
+                <w:bCs/>
+                <w:color w:val="FFFFFF"/>
+                <w:sz w:val="19"/>
+                <w:szCs w:val="19"/>
+              </w:rPr>
+              <w:t xml:space="preserve">Role</w:t>
+            </w:r>
+          </w:p>
+        </w:tc>
+        <w:tc>
+          <w:tcPr>
+            <w:tcW w:type="dxa" w:w="7460"/>
+            <w:tcBorders>
+              <w:top w:val="single" w:color="CBD5E1" w:sz="4"/>
+              <w:left w:val="single" w:color="CBD5E1" w:sz="4"/>
+              <w:bottom w:val="single" w:color="CBD5E1" w:sz="4"/>
+              <w:right w:val="single" w:color="CBD5E1" w:sz="4"/>
+            </w:tcBorders>
+            <w:shd w:fill="1D6FB8" w:val="clear"/>
+            <w:tcMar>
+              <w:top w:type="dxa" w:w="60"/>
+              <w:left w:type="dxa" w:w="120"/>
+              <w:bottom w:type="dxa" w:w="60"/>
+              <w:right w:type="dxa" w:w="120"/>
+            </w:tcMar>
+            <w:vAlign w:val="center"/>
+          </w:tcPr>
+          <w:p>
+            <w:pPr>
+              <w:spacing w:after="0" w:line="264"/>
+              <w:jc w:val="left"/>
+            </w:pPr>
+            <w:r>
+              <w:rPr>
+                <w:rFonts w:ascii="Calibri" w:cs="Calibri" w:eastAsia="Calibri" w:hAnsi="Calibri"/>
+                <w:b/>
+                <w:bCs/>
+                <w:color w:val="FFFFFF"/>
+                <w:sz w:val="19"/>
+                <w:szCs w:val="19"/>
+              </w:rPr>
+              <w:t xml:space="preserve">Representative capabilities</w:t>
+            </w:r>
+          </w:p>
+        </w:tc>
+      </w:tr>
+      <w:tr>
+        <w:tc>
+          <w:tcPr>
+            <w:tcW w:type="dxa" w:w="1900"/>
+            <w:tcBorders>
+              <w:top w:val="single" w:color="CBD5E1" w:sz="4"/>
+              <w:left w:val="single" w:color="CBD5E1" w:sz="4"/>
+              <w:bottom w:val="single" w:color="CBD5E1" w:sz="4"/>
+              <w:right w:val="single" w:color="CBD5E1" w:sz="4"/>
+            </w:tcBorders>
+            <w:shd w:fill="FFFFFF" w:val="clear"/>
+            <w:tcMar>
+              <w:top w:type="dxa" w:w="60"/>
+              <w:left w:type="dxa" w:w="120"/>
+              <w:bottom w:type="dxa" w:w="60"/>
+              <w:right w:type="dxa" w:w="120"/>
+            </w:tcMar>
+            <w:vAlign w:val="center"/>
+          </w:tcPr>
+          <w:p>
+            <w:pPr>
+              <w:spacing w:after="0" w:line="264"/>
+              <w:jc w:val="left"/>
+            </w:pPr>
+            <w:r>
+              <w:rPr>
+                <w:rFonts w:ascii="Calibri" w:cs="Calibri" w:eastAsia="Calibri" w:hAnsi="Calibri"/>
+                <w:b w:val="false"/>
+                <w:bCs w:val="false"/>
+                <w:color w:val="1F2937"/>
+                <w:sz w:val="19"/>
+                <w:szCs w:val="19"/>
+              </w:rPr>
+              <w:t xml:space="preserve">Admin</w:t>
+            </w:r>
+          </w:p>
+        </w:tc>
+        <w:tc>
+          <w:tcPr>
+            <w:tcW w:type="dxa" w:w="7460"/>
+            <w:tcBorders>
+              <w:top w:val="single" w:color="CBD5E1" w:sz="4"/>
+              <w:left w:val="single" w:color="CBD5E1" w:sz="4"/>
+              <w:bottom w:val="single" w:color="CBD5E1" w:sz="4"/>
+              <w:right w:val="single" w:color="CBD5E1" w:sz="4"/>
+            </w:tcBorders>
+            <w:shd w:fill="FFFFFF" w:val="clear"/>
+            <w:tcMar>
+              <w:top w:type="dxa" w:w="60"/>
+              <w:left w:type="dxa" w:w="120"/>
+              <w:bottom w:type="dxa" w:w="60"/>
+              <w:right w:type="dxa" w:w="120"/>
+            </w:tcMar>
+            <w:vAlign w:val="center"/>
+          </w:tcPr>
+          <w:p>
+            <w:pPr>
+              <w:spacing w:after="0" w:line="264"/>
+              <w:jc w:val="left"/>
+            </w:pPr>
+            <w:r>
+              <w:rPr>
+                <w:rFonts w:ascii="Calibri" w:cs="Calibri" w:eastAsia="Calibri" w:hAnsi="Calibri"/>
+                <w:b w:val="false"/>
+                <w:bCs w:val="false"/>
+                <w:color w:val="1F2937"/>
+                <w:sz w:val="19"/>
+                <w:szCs w:val="19"/>
+              </w:rPr>
+              <w:t xml:space="preserve">Full control — incl. user management, API keys, AI configuration, write-offs.</w:t>
+            </w:r>
+          </w:p>
+        </w:tc>
+      </w:tr>
+      <w:tr>
+        <w:tc>
+          <w:tcPr>
+            <w:tcW w:type="dxa" w:w="1900"/>
+            <w:tcBorders>
+              <w:top w:val="single" w:color="CBD5E1" w:sz="4"/>
+              <w:left w:val="single" w:color="CBD5E1" w:sz="4"/>
+              <w:bottom w:val="single" w:color="CBD5E1" w:sz="4"/>
+              <w:right w:val="single" w:color="CBD5E1" w:sz="4"/>
+            </w:tcBorders>
+            <w:shd w:fill="F4F8FC" w:val="clear"/>
+            <w:tcMar>
+              <w:top w:type="dxa" w:w="60"/>
+              <w:left w:type="dxa" w:w="120"/>
+              <w:bottom w:type="dxa" w:w="60"/>
+              <w:right w:type="dxa" w:w="120"/>
+            </w:tcMar>
+            <w:vAlign w:val="center"/>
+          </w:tcPr>
+          <w:p>
+            <w:pPr>
+              <w:spacing w:after="0" w:line="264"/>
+              <w:jc w:val="left"/>
+            </w:pPr>
+            <w:r>
+              <w:rPr>
+                <w:rFonts w:ascii="Calibri" w:cs="Calibri" w:eastAsia="Calibri" w:hAnsi="Calibri"/>
+                <w:b w:val="false"/>
+                <w:bCs w:val="false"/>
+                <w:color w:val="1F2937"/>
+                <w:sz w:val="19"/>
+                <w:szCs w:val="19"/>
+              </w:rPr>
+              <w:t xml:space="preserve">RCM Manager</w:t>
+            </w:r>
+          </w:p>
+        </w:tc>
+        <w:tc>
+          <w:tcPr>
+            <w:tcW w:type="dxa" w:w="7460"/>
+            <w:tcBorders>
+              <w:top w:val="single" w:color="CBD5E1" w:sz="4"/>
+              <w:left w:val="single" w:color="CBD5E1" w:sz="4"/>
+              <w:bottom w:val="single" w:color="CBD5E1" w:sz="4"/>
+              <w:right w:val="single" w:color="CBD5E1" w:sz="4"/>
+            </w:tcBorders>
+            <w:shd w:fill="F4F8FC" w:val="clear"/>
+            <w:tcMar>
+              <w:top w:type="dxa" w:w="60"/>
+              <w:left w:type="dxa" w:w="120"/>
+              <w:bottom w:type="dxa" w:w="60"/>
+              <w:right w:type="dxa" w:w="120"/>
+            </w:tcMar>
+            <w:vAlign w:val="center"/>
+          </w:tcPr>
+          <w:p>
+            <w:pPr>
+              <w:spacing w:after="0" w:line="264"/>
+              <w:jc w:val="left"/>
+            </w:pPr>
+            <w:r>
+              <w:rPr>
+                <w:rFonts w:ascii="Calibri" w:cs="Calibri" w:eastAsia="Calibri" w:hAnsi="Calibri"/>
+                <w:b w:val="false"/>
+                <w:bCs w:val="false"/>
+                <w:color w:val="1F2937"/>
+                <w:sz w:val="19"/>
+                <w:szCs w:val="19"/>
+              </w:rPr>
+              <w:t xml:space="preserve">Process claims, approve write-offs, resolve high-severity escalations, manage AI/webhooks.</w:t>
+            </w:r>
+          </w:p>
+        </w:tc>
+      </w:tr>
+      <w:tr>
+        <w:tc>
+          <w:tcPr>
+            <w:tcW w:type="dxa" w:w="1900"/>
+            <w:tcBorders>
+              <w:top w:val="single" w:color="CBD5E1" w:sz="4"/>
+              <w:left w:val="single" w:color="CBD5E1" w:sz="4"/>
+              <w:bottom w:val="single" w:color="CBD5E1" w:sz="4"/>
+              <w:right w:val="single" w:color="CBD5E1" w:sz="4"/>
+            </w:tcBorders>
+            <w:shd w:fill="FFFFFF" w:val="clear"/>
+            <w:tcMar>
+              <w:top w:type="dxa" w:w="60"/>
+              <w:left w:type="dxa" w:w="120"/>
+              <w:bottom w:type="dxa" w:w="60"/>
+              <w:right w:type="dxa" w:w="120"/>
+            </w:tcMar>
+            <w:vAlign w:val="center"/>
+          </w:tcPr>
+          <w:p>
+            <w:pPr>
+              <w:spacing w:after="0" w:line="264"/>
+              <w:jc w:val="left"/>
+            </w:pPr>
+            <w:r>
+              <w:rPr>
+                <w:rFonts w:ascii="Calibri" w:cs="Calibri" w:eastAsia="Calibri" w:hAnsi="Calibri"/>
+                <w:b w:val="false"/>
+                <w:bCs w:val="false"/>
+                <w:color w:val="1F2937"/>
+                <w:sz w:val="19"/>
+                <w:szCs w:val="19"/>
+              </w:rPr>
+              <w:t xml:space="preserve">Biller</w:t>
+            </w:r>
+          </w:p>
+        </w:tc>
+        <w:tc>
+          <w:tcPr>
+            <w:tcW w:type="dxa" w:w="7460"/>
+            <w:tcBorders>
+              <w:top w:val="single" w:color="CBD5E1" w:sz="4"/>
+              <w:left w:val="single" w:color="CBD5E1" w:sz="4"/>
+              <w:bottom w:val="single" w:color="CBD5E1" w:sz="4"/>
+              <w:right w:val="single" w:color="CBD5E1" w:sz="4"/>
+            </w:tcBorders>
+            <w:shd w:fill="FFFFFF" w:val="clear"/>
+            <w:tcMar>
+              <w:top w:type="dxa" w:w="60"/>
+              <w:left w:type="dxa" w:w="120"/>
+              <w:bottom w:type="dxa" w:w="60"/>
+              <w:right w:type="dxa" w:w="120"/>
+            </w:tcMar>
+            <w:vAlign w:val="center"/>
+          </w:tcPr>
+          <w:p>
+            <w:pPr>
+              <w:spacing w:after="0" w:line="264"/>
+              <w:jc w:val="left"/>
+            </w:pPr>
+            <w:r>
+              <w:rPr>
+                <w:rFonts w:ascii="Calibri" w:cs="Calibri" w:eastAsia="Calibri" w:hAnsi="Calibri"/>
+                <w:b w:val="false"/>
+                <w:bCs w:val="false"/>
+                <w:color w:val="1F2937"/>
+                <w:sz w:val="19"/>
+                <w:szCs w:val="19"/>
+              </w:rPr>
+              <w:t xml:space="preserve">Create and process claims; acknowledge/resolve standard escalations.</w:t>
+            </w:r>
+          </w:p>
+        </w:tc>
+      </w:tr>
+      <w:tr>
+        <w:tc>
+          <w:tcPr>
+            <w:tcW w:type="dxa" w:w="1900"/>
+            <w:tcBorders>
+              <w:top w:val="single" w:color="CBD5E1" w:sz="4"/>
+              <w:left w:val="single" w:color="CBD5E1" w:sz="4"/>
+              <w:bottom w:val="single" w:color="CBD5E1" w:sz="4"/>
+              <w:right w:val="single" w:color="CBD5E1" w:sz="4"/>
+            </w:tcBorders>
+            <w:shd w:fill="F4F8FC" w:val="clear"/>
+            <w:tcMar>
+              <w:top w:type="dxa" w:w="60"/>
+              <w:left w:type="dxa" w:w="120"/>
+              <w:bottom w:type="dxa" w:w="60"/>
+              <w:right w:type="dxa" w:w="120"/>
+            </w:tcMar>
+            <w:vAlign w:val="center"/>
+          </w:tcPr>
+          <w:p>
+            <w:pPr>
+              <w:spacing w:after="0" w:line="264"/>
+              <w:jc w:val="left"/>
+            </w:pPr>
+            <w:r>
+              <w:rPr>
+                <w:rFonts w:ascii="Calibri" w:cs="Calibri" w:eastAsia="Calibri" w:hAnsi="Calibri"/>
+                <w:b w:val="false"/>
+                <w:bCs w:val="false"/>
+                <w:color w:val="1F2937"/>
+                <w:sz w:val="19"/>
+                <w:szCs w:val="19"/>
+              </w:rPr>
+              <w:t xml:space="preserve">Compliance</w:t>
+            </w:r>
+          </w:p>
+        </w:tc>
+        <w:tc>
+          <w:tcPr>
+            <w:tcW w:type="dxa" w:w="7460"/>
+            <w:tcBorders>
+              <w:top w:val="single" w:color="CBD5E1" w:sz="4"/>
+              <w:left w:val="single" w:color="CBD5E1" w:sz="4"/>
+              <w:bottom w:val="single" w:color="CBD5E1" w:sz="4"/>
+              <w:right w:val="single" w:color="CBD5E1" w:sz="4"/>
+            </w:tcBorders>
+            <w:shd w:fill="F4F8FC" w:val="clear"/>
+            <w:tcMar>
+              <w:top w:type="dxa" w:w="60"/>
+              <w:left w:type="dxa" w:w="120"/>
+              <w:bottom w:type="dxa" w:w="60"/>
+              <w:right w:type="dxa" w:w="120"/>
+            </w:tcMar>
+            <w:vAlign w:val="center"/>
+          </w:tcPr>
+          <w:p>
+            <w:pPr>
+              <w:spacing w:after="0" w:line="264"/>
+              <w:jc w:val="left"/>
+            </w:pPr>
+            <w:r>
+              <w:rPr>
+                <w:rFonts w:ascii="Calibri" w:cs="Calibri" w:eastAsia="Calibri" w:hAnsi="Calibri"/>
+                <w:b w:val="false"/>
+                <w:bCs w:val="false"/>
+                <w:color w:val="1F2937"/>
+                <w:sz w:val="19"/>
+                <w:szCs w:val="19"/>
+              </w:rPr>
+              <w:t xml:space="preserve">View the audit trail; resolve high-severity escalations.</w:t>
+            </w:r>
+          </w:p>
+        </w:tc>
+      </w:tr>
+      <w:tr>
+        <w:tc>
+          <w:tcPr>
+            <w:tcW w:type="dxa" w:w="1900"/>
+            <w:tcBorders>
+              <w:top w:val="single" w:color="CBD5E1" w:sz="4"/>
+              <w:left w:val="single" w:color="CBD5E1" w:sz="4"/>
+              <w:bottom w:val="single" w:color="CBD5E1" w:sz="4"/>
+              <w:right w:val="single" w:color="CBD5E1" w:sz="4"/>
+            </w:tcBorders>
+            <w:shd w:fill="FFFFFF" w:val="clear"/>
+            <w:tcMar>
+              <w:top w:type="dxa" w:w="60"/>
+              <w:left w:type="dxa" w:w="120"/>
+              <w:bottom w:type="dxa" w:w="60"/>
+              <w:right w:type="dxa" w:w="120"/>
+            </w:tcMar>
+            <w:vAlign w:val="center"/>
+          </w:tcPr>
+          <w:p>
+            <w:pPr>
+              <w:spacing w:after="0" w:line="264"/>
+              <w:jc w:val="left"/>
+            </w:pPr>
+            <w:r>
+              <w:rPr>
+                <w:rFonts w:ascii="Calibri" w:cs="Calibri" w:eastAsia="Calibri" w:hAnsi="Calibri"/>
+                <w:b w:val="false"/>
+                <w:bCs w:val="false"/>
+                <w:color w:val="1F2937"/>
+                <w:sz w:val="19"/>
+                <w:szCs w:val="19"/>
+              </w:rPr>
+              <w:t xml:space="preserve">Viewer</w:t>
+            </w:r>
+          </w:p>
+        </w:tc>
+        <w:tc>
+          <w:tcPr>
+            <w:tcW w:type="dxa" w:w="7460"/>
+            <w:tcBorders>
+              <w:top w:val="single" w:color="CBD5E1" w:sz="4"/>
+              <w:left w:val="single" w:color="CBD5E1" w:sz="4"/>
+              <w:bottom w:val="single" w:color="CBD5E1" w:sz="4"/>
+              <w:right w:val="single" w:color="CBD5E1" w:sz="4"/>
+            </w:tcBorders>
+            <w:shd w:fill="FFFFFF" w:val="clear"/>
+            <w:tcMar>
+              <w:top w:type="dxa" w:w="60"/>
+              <w:left w:type="dxa" w:w="120"/>
+              <w:bottom w:type="dxa" w:w="60"/>
+              <w:right w:type="dxa" w:w="120"/>
+            </w:tcMar>
+            <w:vAlign w:val="center"/>
+          </w:tcPr>
+          <w:p>
+            <w:pPr>
+              <w:spacing w:after="0" w:line="264"/>
+              <w:jc w:val="left"/>
+            </w:pPr>
+            <w:r>
+              <w:rPr>
+                <w:rFonts w:ascii="Calibri" w:cs="Calibri" w:eastAsia="Calibri" w:hAnsi="Calibri"/>
+                <w:b w:val="false"/>
+                <w:bCs w:val="false"/>
+                <w:color w:val="1F2937"/>
+                <w:sz w:val="19"/>
+                <w:szCs w:val="19"/>
+              </w:rPr>
+              <w:t xml:space="preserve">Read-only access to claims.</w:t>
+            </w:r>
+          </w:p>
+        </w:tc>
+      </w:tr>
+    </w:tbl>
+    <w:p>
+      <w:pPr>
+        <w:pStyle w:val="Heading2"/>
+        <w:spacing w:after="120" w:before="240"/>
+      </w:pPr>
+      <w:r>
+        <w:rPr>
+          <w:rFonts w:ascii="Calibri" w:cs="Calibri" w:eastAsia="Calibri" w:hAnsi="Calibri"/>
+        </w:rPr>
+        <w:t xml:space="preserve">7.2 Data protection</w:t>
+      </w:r>
+    </w:p>
+    <w:p>
+      <w:pPr>
+        <w:pStyle w:val="ListParagraph"/>
+        <w:numPr>
+          <w:ilvl w:val="0"/>
+          <w:numId w:val="2"/>
+        </w:numPr>
+        <w:spacing w:after="80" w:line="270"/>
+      </w:pPr>
+      <w:r>
+        <w:rPr>
+          <w:rFonts w:ascii="Calibri" w:cs="Calibri" w:eastAsia="Calibri" w:hAnsi="Calibri"/>
+          <w:b/>
+          <w:bCs/>
+        </w:rPr>
+        <w:t xml:space="preserve">Encryption at rest:</w:t>
+      </w:r>
+      <w:r>
+        <w:rPr>
+          <w:rFonts w:ascii="Calibri" w:cs="Calibri" w:eastAsia="Calibri" w:hAnsi="Calibri"/>
+        </w:rPr>
+        <w:t xml:space="preserve"> sensitive fields (e.g. national IDs) are AES-256-GCM encrypted in the database; decryption fails closed.</w:t>
+      </w:r>
+    </w:p>
+    <w:p>
+      <w:pPr>
+        <w:pStyle w:val="ListParagraph"/>
+        <w:numPr>
+          <w:ilvl w:val="0"/>
+          <w:numId w:val="2"/>
+        </w:numPr>
+        <w:spacing w:after="80" w:line="270"/>
+      </w:pPr>
+      <w:r>
+        <w:rPr>
+          <w:rFonts w:ascii="Calibri" w:cs="Calibri" w:eastAsia="Calibri" w:hAnsi="Calibri"/>
+          <w:b/>
+          <w:bCs/>
+        </w:rPr>
+        <w:t xml:space="preserve">Secure authentication:</w:t>
+      </w:r>
+      <w:r>
+        <w:rPr>
+          <w:rFonts w:ascii="Calibri" w:cs="Calibri" w:eastAsia="Calibri" w:hAnsi="Calibri"/>
+        </w:rPr>
+        <w:t xml:space="preserve"> scrypt-hashed passwords, signed HttpOnly session cookies, constant-time credential checks.</w:t>
+      </w:r>
+    </w:p>
+    <w:p>
+      <w:pPr>
+        <w:pStyle w:val="ListParagraph"/>
+        <w:numPr>
+          <w:ilvl w:val="0"/>
+          <w:numId w:val="2"/>
+        </w:numPr>
+        <w:spacing w:after="80" w:line="270"/>
+      </w:pPr>
+      <w:r>
+        <w:rPr>
+          <w:rFonts w:ascii="Calibri" w:cs="Calibri" w:eastAsia="Calibri" w:hAnsi="Calibri"/>
+          <w:b/>
+          <w:bCs/>
+        </w:rPr>
+        <w:t xml:space="preserve">Immutable audit trail:</w:t>
+      </w:r>
+      <w:r>
+        <w:rPr>
+          <w:rFonts w:ascii="Calibri" w:cs="Calibri" w:eastAsia="Calibri" w:hAnsi="Calibri"/>
+        </w:rPr>
+        <w:t xml:space="preserve"> every state change, override and approval is recorded with actor, role and timestamp — and exportable for audit.</w:t>
+      </w:r>
+    </w:p>
+    <w:p>
+      <w:pPr>
+        <w:pStyle w:val="Heading2"/>
+        <w:spacing w:after="120" w:before="240"/>
+      </w:pPr>
+      <w:r>
+        <w:rPr>
+          <w:rFonts w:ascii="Calibri" w:cs="Calibri" w:eastAsia="Calibri" w:hAnsi="Calibri"/>
+        </w:rPr>
+        <w:t xml:space="preserve">7.3 Hardening</w:t>
+      </w:r>
+    </w:p>
+    <w:p>
+      <w:pPr>
+        <w:pStyle w:val="ListParagraph"/>
+        <w:numPr>
+          <w:ilvl w:val="0"/>
+          <w:numId w:val="2"/>
+        </w:numPr>
+        <w:spacing w:after="80" w:line="270"/>
+      </w:pPr>
+      <w:r>
+        <w:rPr>
+          <w:rFonts w:ascii="Calibri" w:cs="Calibri" w:eastAsia="Calibri" w:hAnsi="Calibri"/>
+          <w:b/>
+          <w:bCs/>
+        </w:rPr>
+        <w:t xml:space="preserve">Fail-closed by default in production</w:t>
+      </w:r>
+      <w:r>
+        <w:rPr>
+          <w:rFonts w:ascii="Calibri" w:cs="Calibri" w:eastAsia="Calibri" w:hAnsi="Calibri"/>
+        </w:rPr>
+        <w:t xml:space="preserve">, scoped API keys, per-credential rate limiting, and SSRF protection on outbound webhooks.</w:t>
+      </w:r>
+    </w:p>
+    <w:p>
+      <w:pPr>
+        <w:pStyle w:val="ListParagraph"/>
+        <w:numPr>
+          <w:ilvl w:val="0"/>
+          <w:numId w:val="2"/>
+        </w:numPr>
+        <w:spacing w:after="80" w:line="270"/>
+      </w:pPr>
+      <w:r>
+        <w:rPr>
+          <w:rFonts w:ascii="Calibri" w:cs="Calibri" w:eastAsia="Calibri" w:hAnsi="Calibri"/>
+          <w:b/>
+          <w:bCs/>
+        </w:rPr>
+        <w:t xml:space="preserve">Verified by an adversarial security review</w:t>
+      </w:r>
+      <w:r>
+        <w:rPr>
+          <w:rFonts w:ascii="Calibri" w:cs="Calibri" w:eastAsia="Calibri" w:hAnsi="Calibri"/>
+        </w:rPr>
+        <w:t xml:space="preserve"> and an automated test suite covering the engine, validation, sessions, RBAC and cryptography.</w:t>
       </w:r>
     </w:p>
     <w:p>
@@ -3681,7 +5080,7 @@
         <w:rPr>
           <w:rFonts w:ascii="Calibri" w:cs="Calibri" w:eastAsia="Calibri" w:hAnsi="Calibri"/>
         </w:rPr>
-        <w:t xml:space="preserve">6. Use Cases</w:t>
+        <w:t xml:space="preserve">8. Use Cases</w:t>
       </w:r>
     </w:p>
     <w:p>
@@ -3693,7 +5092,7 @@
         <w:rPr>
           <w:rFonts w:ascii="Calibri" w:cs="Calibri" w:eastAsia="Calibri" w:hAnsi="Calibri"/>
         </w:rPr>
-        <w:t xml:space="preserve">6.1 Hospital billing department — autonomous first-pass processing</w:t>
+        <w:t xml:space="preserve">8.1 Hospital billing department — autonomous first-pass processing</w:t>
       </w:r>
     </w:p>
     <w:p>
@@ -3705,7 +5104,7 @@
         <w:rPr>
           <w:rFonts w:ascii="Calibri" w:cs="Calibri" w:eastAsia="Calibri" w:hAnsi="Calibri"/>
         </w:rPr>
-        <w:t xml:space="preserve">A tertiary hospital routes all encounters into Veebase. The engine verifies eligibility, checks prior-authorisation thresholds per payer, captures charges, validates coding and scrubs each claim. Clean, low-risk claims are submitted automatically; claims missing authorisation or with low-confidence coding pause at a review gate on the billing team’s worklist. Result: staff focus only on exceptions, first-pass clean-claim rates rise, and AR days fall.</w:t>
+        <w:t xml:space="preserve">A tertiary hospital routes all encounters into Veebase. Clean, low-risk claims are submitted automatically; claims missing authorisation or with low-confidence coding pause at a review gate on the billing team’s worklist. Staff focus only on exceptions, first-pass clean-claim rates rise, and AR days fall.</w:t>
       </w:r>
     </w:p>
     <w:p>
@@ -3717,7 +5116,7 @@
         <w:rPr>
           <w:rFonts w:ascii="Calibri" w:cs="Calibri" w:eastAsia="Calibri" w:hAnsi="Calibri"/>
         </w:rPr>
-        <w:t xml:space="preserve">6.2 Insurer / TPA integration via FHIR</w:t>
+        <w:t xml:space="preserve">8.2 Insurer / TPA integration via FHIR</w:t>
       </w:r>
     </w:p>
     <w:p>
@@ -3729,7 +5128,7 @@
         <w:rPr>
           <w:rFonts w:ascii="Calibri" w:cs="Calibri" w:eastAsia="Calibri" w:hAnsi="Calibri"/>
         </w:rPr>
-        <w:t xml:space="preserve">A hospital information system already speaks FHIR. It submits `Claim` resources directly to Veebase, which maps them to its internal model, scores them, and pushes status updates back to the HIS via signed webhooks — no custom file formats, no nightly batch reconciliation.</w:t>
+        <w:t xml:space="preserve">A hospital information system submits FHIR `Claim` resources directly; Veebase scores them and pushes status updates back via signed webhooks — no custom file formats, no nightly batch reconciliation.</w:t>
       </w:r>
     </w:p>
     <w:p>
@@ -3741,7 +5140,7 @@
         <w:rPr>
           <w:rFonts w:ascii="Calibri" w:cs="Calibri" w:eastAsia="Calibri" w:hAnsi="Calibri"/>
         </w:rPr>
-        <w:t xml:space="preserve">6.3 Denial management &amp; appeals</w:t>
+        <w:t xml:space="preserve">8.3 Denial management &amp; appeals</w:t>
       </w:r>
     </w:p>
     <w:p>
@@ -3753,7 +5152,7 @@
         <w:rPr>
           <w:rFonts w:ascii="Calibri" w:cs="Calibri" w:eastAsia="Calibri" w:hAnsi="Calibri"/>
         </w:rPr>
-        <w:t xml:space="preserve">When a claim is denied, the Denial Management agent evaluates the appeal window and recoverable value, recommends one of several appeal strategies with an estimated overturn probability, and drafts the appeal. Low-value or out-of-window claims are proposed for write-off — but only a human can approve the write-off, preserving revenue integrity.</w:t>
+        <w:t xml:space="preserve">On denial, the Denial Management agent evaluates the appeal window and recoverable value, recommends a strategy with an estimated overturn probability, and drafts the appeal. Write-offs are proposed but require human approval, preserving revenue integrity.</w:t>
       </w:r>
     </w:p>
     <w:p>
@@ -3765,7 +5164,7 @@
         <w:rPr>
           <w:rFonts w:ascii="Calibri" w:cs="Calibri" w:eastAsia="Calibri" w:hAnsi="Calibri"/>
         </w:rPr>
-        <w:t xml:space="preserve">6.4 Point-of-registration eligibility</w:t>
+        <w:t xml:space="preserve">8.4 Point-of-registration eligibility</w:t>
       </w:r>
     </w:p>
     <w:p>
@@ -3777,7 +5176,7 @@
         <w:rPr>
           <w:rFonts w:ascii="Calibri" w:cs="Calibri" w:eastAsia="Calibri" w:hAnsi="Calibri"/>
         </w:rPr>
-        <w:t xml:space="preserve">Front-desk staff (or the scheduling system) call the eligibility endpoint before a patient is seen. Veebase returns whether coverage is active, whether prior authorisation will be required for the expected amount, the estimated reimbursement and patient responsibility, and a denial-risk score — preventing denials before they happen.</w:t>
+        <w:t xml:space="preserve">Front-desk staff or the scheduling system call the eligibility endpoint before a patient is seen, preventing denials before they happen.</w:t>
       </w:r>
     </w:p>
     <w:p>
@@ -3789,7 +5188,7 @@
         <w:rPr>
           <w:rFonts w:ascii="Calibri" w:cs="Calibri" w:eastAsia="Calibri" w:hAnsi="Calibri"/>
         </w:rPr>
-        <w:t xml:space="preserve">6.5 PDF claim ingestion from mixed sources</w:t>
+        <w:t xml:space="preserve">8.5 Privacy-sensitive deployment with local AI</w:t>
       </w:r>
     </w:p>
     <w:p>
@@ -3801,31 +5200,7 @@
         <w:rPr>
           <w:rFonts w:ascii="Calibri" w:cs="Calibri" w:eastAsia="Calibri" w:hAnsi="Calibri"/>
         </w:rPr>
-        <w:t xml:space="preserve">Claims arrive as scanned PDFs from several hospital systems. The Ingestion Hub recognises hospital templates, extracts the structured fields with confidence indicators, lets a reviewer correct low-confidence fields, and submits the result as a claim — bridging paper-era workflows into the automated pipeline.</w:t>
-      </w:r>
-    </w:p>
-    <w:p>
-      <w:pPr>
-        <w:pStyle w:val="Heading3"/>
-        <w:spacing w:after="100" w:before="180"/>
-      </w:pPr>
-      <w:r>
-        <w:rPr>
-          <w:rFonts w:ascii="Calibri" w:cs="Calibri" w:eastAsia="Calibri" w:hAnsi="Calibri"/>
-        </w:rPr>
-        <w:t xml:space="preserve">6.6 Compliance &amp; fraud oversight</w:t>
-      </w:r>
-    </w:p>
-    <w:p>
-      <w:pPr>
-        <w:spacing w:after="140" w:line="276"/>
-        <w:jc w:val="both"/>
-      </w:pPr>
-      <w:r>
-        <w:rPr>
-          <w:rFonts w:ascii="Calibri" w:cs="Calibri" w:eastAsia="Calibri" w:hAnsi="Calibri"/>
-        </w:rPr>
-        <w:t xml:space="preserve">The Fraud, Waste &amp; Medical-Necessity sentinel screens high-value and anomalous claims and raises escalations on a five-level ladder (front desk → billing → RCM manager → compliance officer → medical director). Every action — agent run, override, approval, escalation — is written to an immutable audit trail that can be exported for regulators or internal audit.</w:t>
+        <w:t xml:space="preserve">A provider with strict data-residency requirements configures the local (Ollama) AI provider and field-level encryption, so patient documents and identifiers never leave its own infrastructure while still benefiting from AI-assisted extraction and the assistant.</w:t>
       </w:r>
     </w:p>
     <w:p>
@@ -3837,7 +5212,7 @@
         <w:rPr>
           <w:rFonts w:ascii="Calibri" w:cs="Calibri" w:eastAsia="Calibri" w:hAnsi="Calibri"/>
         </w:rPr>
-        <w:t xml:space="preserve">7. How to Use the Platform</w:t>
+        <w:t xml:space="preserve">9. How to Use the Platform</w:t>
       </w:r>
     </w:p>
     <w:p>
@@ -3849,7 +5224,7 @@
         <w:rPr>
           <w:rFonts w:ascii="Calibri" w:cs="Calibri" w:eastAsia="Calibri" w:hAnsi="Calibri"/>
         </w:rPr>
-        <w:t xml:space="preserve">7.1 Roles and daily workflow</w:t>
+        <w:t xml:space="preserve">9.1 Roles and daily workflow</w:t>
       </w:r>
     </w:p>
     <w:tbl>
@@ -4014,7 +5389,7 @@
                 <w:sz w:val="19"/>
                 <w:szCs w:val="19"/>
               </w:rPr>
-              <w:t xml:space="preserve">Works the exceptions queue: reviews claims paused at REVIEW gates, supplies missing authorisation, corrects coding, re-runs the agents.</w:t>
+              <w:t xml:space="preserve">Works the exceptions queue: reviews paused claims, supplies missing auth, corrects coding, re-runs the agents.</w:t>
             </w:r>
           </w:p>
         </w:tc>
@@ -4088,7 +5463,7 @@
                 <w:sz w:val="19"/>
                 <w:szCs w:val="19"/>
               </w:rPr>
-              <w:t xml:space="preserve">Monitors the dashboard KPIs and pipeline, manages escalations, approves high-value submissions and write-offs.</w:t>
+              <w:t xml:space="preserve">Monitors KPIs and pipeline, manages escalations, approves high-value submissions and write-offs.</w:t>
             </w:r>
           </w:p>
         </w:tc>
@@ -4274,7 +5649,7 @@
                 <w:sz w:val="19"/>
                 <w:szCs w:val="19"/>
               </w:rPr>
-              <w:t xml:space="preserve">Integration engineer</w:t>
+              <w:t xml:space="preserve">Administrator</w:t>
             </w:r>
           </w:p>
         </w:tc>
@@ -4310,7 +5685,7 @@
                 <w:sz w:val="19"/>
                 <w:szCs w:val="19"/>
               </w:rPr>
-              <w:t xml:space="preserve">Connects the HIS/EHR via REST/FHIR, registers webhooks, manages API keys.</w:t>
+              <w:t xml:space="preserve">Manages users and roles, API keys, and the active AI provider.</w:t>
             </w:r>
           </w:p>
         </w:tc>
@@ -4325,7 +5700,7 @@
         <w:rPr>
           <w:rFonts w:ascii="Calibri" w:cs="Calibri" w:eastAsia="Calibri" w:hAnsi="Calibri"/>
         </w:rPr>
-        <w:t xml:space="preserve">7.2 A claim, end to end</w:t>
+        <w:t xml:space="preserve">9.2 A claim, end to end</w:t>
       </w:r>
     </w:p>
     <w:p>
@@ -4357,7 +5732,7 @@
         <w:rPr>
           <w:rFonts w:ascii="Calibri" w:cs="Calibri" w:eastAsia="Calibri" w:hAnsi="Calibri"/>
         </w:rPr>
-        <w:t xml:space="preserve">The engine scores it and the agents begin processing, advancing automatically through low-risk stages.</w:t>
+        <w:t xml:space="preserve">The engine scores it and the agents advance it automatically through low-risk stages.</w:t>
       </w:r>
     </w:p>
     <w:p>
@@ -4433,7 +5808,7 @@
         <w:rPr>
           <w:rFonts w:ascii="Calibri" w:cs="Calibri" w:eastAsia="Calibri" w:hAnsi="Calibri"/>
         </w:rPr>
-        <w:t xml:space="preserve">7.3 Running the software</w:t>
+        <w:t xml:space="preserve">9.3 Running the software</w:t>
       </w:r>
     </w:p>
     <w:tbl>
@@ -4491,7 +5866,7 @@
               <w:rPr>
                 <w:rFonts w:ascii="Calibri" w:cs="Calibri" w:eastAsia="Calibri" w:hAnsi="Calibri"/>
               </w:rPr>
-              <w:t xml:space="preserve">1. Install dependencies:  bun install</w:t>
+              <w:t xml:space="preserve">1. ./scripts/setup.sh        # env, install, migrate, seed</w:t>
             </w:r>
           </w:p>
           <w:p>
@@ -4502,29 +5877,7 @@
               <w:rPr>
                 <w:rFonts w:ascii="Calibri" w:cs="Calibri" w:eastAsia="Calibri" w:hAnsi="Calibri"/>
               </w:rPr>
-              <w:t xml:space="preserve">2. Prepare the database:  bunx prisma generate &amp;&amp; bunx prisma db push</w:t>
-            </w:r>
-          </w:p>
-          <w:p>
-            <w:pPr>
-              <w:spacing w:after="40" w:line="264"/>
-            </w:pPr>
-            <w:r>
-              <w:rPr>
-                <w:rFonts w:ascii="Calibri" w:cs="Calibri" w:eastAsia="Calibri" w:hAnsi="Calibri"/>
-              </w:rPr>
-              <w:t xml:space="preserve">3. Seed demo data:        bun run prisma/seed.ts</w:t>
-            </w:r>
-          </w:p>
-          <w:p>
-            <w:pPr>
-              <w:spacing w:after="40" w:line="264"/>
-            </w:pPr>
-            <w:r>
-              <w:rPr>
-                <w:rFonts w:ascii="Calibri" w:cs="Calibri" w:eastAsia="Calibri" w:hAnsi="Calibri"/>
-              </w:rPr>
-              <w:t xml:space="preserve">4. Start:                 bun run dev   (or  bun run build &amp;&amp; bun run start)</w:t>
+              <w:t xml:space="preserve">2. bun run dev               # http://localhost:3000  (or bun run build &amp;&amp; bun run start)</w:t>
             </w:r>
           </w:p>
           <w:p>
@@ -4555,19 +5908,7 @@
         <w:rPr>
           <w:rFonts w:ascii="Calibri" w:cs="Calibri" w:eastAsia="Calibri" w:hAnsi="Calibri"/>
         </w:rPr>
-        <w:t xml:space="preserve">8. Business Benefits &amp; KPIs</w:t>
-      </w:r>
-    </w:p>
-    <w:p>
-      <w:pPr>
-        <w:spacing w:after="140" w:line="276"/>
-        <w:jc w:val="both"/>
-      </w:pPr>
-      <w:r>
-        <w:rPr>
-          <w:rFonts w:ascii="Calibri" w:cs="Calibri" w:eastAsia="Calibri" w:hAnsi="Calibri"/>
-        </w:rPr>
-        <w:t xml:space="preserve">Veebase targets the metrics that determine a provider’s financial health. The platform tracks these KPIs continuously and surfaces them on the analytics dashboard:</w:t>
+        <w:t xml:space="preserve">10. Business Benefits &amp; KPIs</w:t>
       </w:r>
     </w:p>
     <w:tbl>
@@ -5601,7 +6942,7 @@
         <w:rPr>
           <w:rFonts w:ascii="Calibri" w:cs="Calibri" w:eastAsia="Calibri" w:hAnsi="Calibri"/>
         </w:rPr>
-        <w:t xml:space="preserve">8.1 Quantified value drivers</w:t>
+        <w:t xml:space="preserve">10.1 Quantified value drivers</w:t>
       </w:r>
     </w:p>
     <w:p>
@@ -5726,30 +7067,6 @@
     </w:p>
     <w:p>
       <w:pPr>
-        <w:pStyle w:val="ListParagraph"/>
-        <w:numPr>
-          <w:ilvl w:val="0"/>
-          <w:numId w:val="2"/>
-        </w:numPr>
-        <w:spacing w:after="80" w:line="270"/>
-      </w:pPr>
-      <w:r>
-        <w:rPr>
-          <w:rFonts w:ascii="Calibri" w:cs="Calibri" w:eastAsia="Calibri" w:hAnsi="Calibri"/>
-          <w:b/>
-          <w:bCs/>
-        </w:rPr>
-        <w:t xml:space="preserve">Scalability:</w:t>
-      </w:r>
-      <w:r>
-        <w:rPr>
-          <w:rFonts w:ascii="Calibri" w:cs="Calibri" w:eastAsia="Calibri" w:hAnsi="Calibri"/>
-        </w:rPr>
-        <w:t xml:space="preserve"> rising claim volumes from expanding insurance coverage are absorbed without proportional headcount growth.</w:t>
-      </w:r>
-    </w:p>
-    <w:p>
-      <w:pPr>
         <w:pStyle w:val="Heading1"/>
         <w:spacing w:after="160" w:before="320"/>
       </w:pPr>
@@ -5757,19 +7074,7 @@
         <w:rPr>
           <w:rFonts w:ascii="Calibri" w:cs="Calibri" w:eastAsia="Calibri" w:hAnsi="Calibri"/>
         </w:rPr>
-        <w:t xml:space="preserve">9. Governance Maturity &amp; Roadmap</w:t>
-      </w:r>
-    </w:p>
-    <w:p>
-      <w:pPr>
-        <w:spacing w:after="140" w:line="276"/>
-        <w:jc w:val="both"/>
-      </w:pPr>
-      <w:r>
-        <w:rPr>
-          <w:rFonts w:ascii="Calibri" w:cs="Calibri" w:eastAsia="Calibri" w:hAnsi="Calibri"/>
-        </w:rPr>
-        <w:t xml:space="preserve">Veebase is designed to earn autonomy progressively as trust is established:</w:t>
+        <w:t xml:space="preserve">11. Governance Maturity &amp; Roadmap</w:t>
       </w:r>
     </w:p>
     <w:tbl>
@@ -6242,7 +7547,7 @@
         <w:rPr>
           <w:rFonts w:ascii="Calibri" w:cs="Calibri" w:eastAsia="Calibri" w:hAnsi="Calibri"/>
         </w:rPr>
-        <w:t xml:space="preserve">10. Conclusion</w:t>
+        <w:t xml:space="preserve">12. Conclusion</w:t>
       </w:r>
     </w:p>
     <w:p>
@@ -6254,7 +7559,7 @@
         <w:rPr>
           <w:rFonts w:ascii="Calibri" w:cs="Calibri" w:eastAsia="Calibri" w:hAnsi="Calibri"/>
         </w:rPr>
-        <w:t xml:space="preserve">Veebase RCM Intelligence Platform combines the speed of autonomous agents with the safety of human governance, the openness of standards-based integration, and the local fluency of a bilingual, NHIA-aware design. It does not merely digitise the revenue cycle — it operates it, end to end, while keeping clinicians and billers in command of every consequential decision.</w:t>
+        <w:t xml:space="preserve">Veebase RCM Intelligence Platform combines the speed of autonomous agents with the safety of human governance, the openness of standards-based integration, a pluggable AI foundation that can run in the cloud or fully on-premise, and enterprise-grade access control and data protection — all with the local fluency of a bilingual, NHIA-aware design.</w:t>
       </w:r>
     </w:p>
     <w:p>
@@ -6266,7 +7571,7 @@
         <w:rPr>
           <w:rFonts w:ascii="Calibri" w:cs="Calibri" w:eastAsia="Calibri" w:hAnsi="Calibri"/>
         </w:rPr>
-        <w:t xml:space="preserve">The result is a platform that reduces denials, accelerates cash, lowers the cost to collect, and produces a complete, defensible record of every action — ready to plug into any hospital information system, insurer or analytics stack, in or out.</w:t>
+        <w:t xml:space="preserve">The result is a platform that reduces denials, accelerates cash, lowers the cost to collect, and produces a complete, defensible record of every action — ready to plug into any hospital information system, insurer or analytics stack, in or out, on the AI model of your choice.</w:t>
       </w:r>
     </w:p>
     <w:p>
